--- a/chapters/time-to-event-models-handout.docx
+++ b/chapters/time-to-event-models-handout.docx
@@ -41,7 +41,35 @@
         <w:pStyle w:val="FirstParagraph"/>
       </w:pPr>
       <w:r>
-        <w:t xml:space="preserve">In many health sciences applications, binary outcomes are</w:t>
+        <w:t xml:space="preserve">In many health sciences applications,</w:t>
+      </w:r>
+      <w:r>
+        <w:t xml:space="preserve"> </w:t>
+      </w:r>
+      <w:hyperlink r:id="rId9">
+        <w:r>
+          <w:rPr>
+            <w:rStyle w:val="Hyperlink"/>
+          </w:rPr>
+          <w:t xml:space="preserve">binary</w:t>
+        </w:r>
+      </w:hyperlink>
+      <w:r>
+        <w:t xml:space="preserve"> </w:t>
+      </w:r>
+      <w:hyperlink r:id="rId10">
+        <w:r>
+          <w:rPr>
+            <w:rStyle w:val="Hyperlink"/>
+          </w:rPr>
+          <w:t xml:space="preserve">outcomes</w:t>
+        </w:r>
+      </w:hyperlink>
+      <w:r>
+        <w:t xml:space="preserve"> </w:t>
+      </w:r>
+      <w:r>
+        <w:t xml:space="preserve">are</w:t>
       </w:r>
       <w:r>
         <w:t xml:space="preserve"> </w:t>
@@ -99,7 +127,7 @@
         <w:rPr>
           <w:rStyle w:val="FootnoteReference"/>
         </w:rPr>
-        <w:footnoteReference w:id="9"/>
+        <w:footnoteReference w:id="11"/>
       </w:r>
       <w:r>
         <w:t xml:space="preserve"> </w:t>
@@ -130,7 +158,55 @@
         <w:t xml:space="preserve"> </w:t>
       </w:r>
       <w:r>
-        <w:t xml:space="preserve">Standard logistic regression cannot handle such right-censored data directly without introducing bias.</w:t>
+        <w:t xml:space="preserve">Standard</w:t>
+      </w:r>
+      <w:r>
+        <w:t xml:space="preserve"> </w:t>
+      </w:r>
+      <w:hyperlink r:id="rId12">
+        <w:r>
+          <w:rPr>
+            <w:rStyle w:val="Hyperlink"/>
+          </w:rPr>
+          <w:t xml:space="preserve">logistic regression</w:t>
+        </w:r>
+      </w:hyperlink>
+      <w:r>
+        <w:t xml:space="preserve"> </w:t>
+      </w:r>
+      <w:r>
+        <w:t xml:space="preserve">cannot handle such</w:t>
+      </w:r>
+      <w:r>
+        <w:t xml:space="preserve"> </w:t>
+      </w:r>
+      <w:hyperlink r:id="rId13">
+        <w:r>
+          <w:rPr>
+            <w:rStyle w:val="Hyperlink"/>
+          </w:rPr>
+          <w:t xml:space="preserve">right-censored</w:t>
+        </w:r>
+      </w:hyperlink>
+      <w:r>
+        <w:t xml:space="preserve"> </w:t>
+      </w:r>
+      <w:r>
+        <w:t xml:space="preserve">data directly without introducing</w:t>
+      </w:r>
+      <w:r>
+        <w:t xml:space="preserve"> </w:t>
+      </w:r>
+      <w:hyperlink r:id="rId14">
+        <w:r>
+          <w:rPr>
+            <w:rStyle w:val="Hyperlink"/>
+          </w:rPr>
+          <w:t xml:space="preserve">bias</w:t>
+        </w:r>
+      </w:hyperlink>
+      <w:r>
+        <w:t xml:space="preserve">.</w:t>
       </w:r>
     </w:p>
     <w:p>
@@ -271,7 +347,7 @@
       </w:r>
     </w:p>
   </w:footnote>
-  <w:footnote w:id="9">
+  <w:footnote w:id="11">
     <w:p>
       <w:pPr>
         <w:pStyle w:val="FootnoteText"/>

--- a/chapters/time-to-event-models-handout.docx
+++ b/chapters/time-to-event-models-handout.docx
@@ -37,6 +37,1269 @@
       </w:sdtContent>
     </w:sdt>
     <w:p>
+      <w:r>
+        <w:pict>
+          <v:rect style="width:0;height:1.5pt" o:hralign="center" o:hrstd="t" o:hr="t"/>
+        </w:pict>
+      </w:r>
+    </w:p>
+    <w:bookmarkStart w:id="15" w:name="configuring-r"/>
+    <w:p>
+      <w:pPr>
+        <w:pStyle w:val="Heading3"/>
+      </w:pPr>
+      <w:r>
+        <w:t xml:space="preserve">Configuring R</w:t>
+      </w:r>
+    </w:p>
+    <w:p>
+      <w:pPr>
+        <w:pStyle w:val="FirstParagraph"/>
+      </w:pPr>
+      <w:r>
+        <w:t xml:space="preserve">Functions from these packages will be used throughout this document:</w:t>
+      </w:r>
+    </w:p>
+    <w:p>
+      <w:pPr>
+        <w:pStyle w:val="SourceCode"/>
+      </w:pPr>
+      <w:r>
+        <w:rPr>
+          <w:rStyle w:val="FunctionTok"/>
+        </w:rPr>
+        <w:t xml:space="preserve">library</w:t>
+      </w:r>
+      <w:r>
+        <w:rPr>
+          <w:rStyle w:val="NormalTok"/>
+        </w:rPr>
+        <w:t xml:space="preserve">(conflicted) </w:t>
+      </w:r>
+      <w:r>
+        <w:rPr>
+          <w:rStyle w:val="CommentTok"/>
+        </w:rPr>
+        <w:t xml:space="preserve"># check for conflicting function definitions</w:t>
+      </w:r>
+      <w:r>
+        <w:br/>
+      </w:r>
+      <w:r>
+        <w:rPr>
+          <w:rStyle w:val="CommentTok"/>
+        </w:rPr>
+        <w:t xml:space="preserve"># library(printr) # inserts help-file output into markdown output</w:t>
+      </w:r>
+      <w:r>
+        <w:br/>
+      </w:r>
+      <w:r>
+        <w:rPr>
+          <w:rStyle w:val="FunctionTok"/>
+        </w:rPr>
+        <w:t xml:space="preserve">library</w:t>
+      </w:r>
+      <w:r>
+        <w:rPr>
+          <w:rStyle w:val="NormalTok"/>
+        </w:rPr>
+        <w:t xml:space="preserve">(rmarkdown) </w:t>
+      </w:r>
+      <w:r>
+        <w:rPr>
+          <w:rStyle w:val="CommentTok"/>
+        </w:rPr>
+        <w:t xml:space="preserve"># Convert R Markdown documents into a variety of formats.</w:t>
+      </w:r>
+      <w:r>
+        <w:br/>
+      </w:r>
+      <w:r>
+        <w:rPr>
+          <w:rStyle w:val="FunctionTok"/>
+        </w:rPr>
+        <w:t xml:space="preserve">library</w:t>
+      </w:r>
+      <w:r>
+        <w:rPr>
+          <w:rStyle w:val="NormalTok"/>
+        </w:rPr>
+        <w:t xml:space="preserve">(pander) </w:t>
+      </w:r>
+      <w:r>
+        <w:rPr>
+          <w:rStyle w:val="CommentTok"/>
+        </w:rPr>
+        <w:t xml:space="preserve"># format tables for markdown</w:t>
+      </w:r>
+      <w:r>
+        <w:br/>
+      </w:r>
+      <w:r>
+        <w:rPr>
+          <w:rStyle w:val="FunctionTok"/>
+        </w:rPr>
+        <w:t xml:space="preserve">library</w:t>
+      </w:r>
+      <w:r>
+        <w:rPr>
+          <w:rStyle w:val="NormalTok"/>
+        </w:rPr>
+        <w:t xml:space="preserve">(ggplot2) </w:t>
+      </w:r>
+      <w:r>
+        <w:rPr>
+          <w:rStyle w:val="CommentTok"/>
+        </w:rPr>
+        <w:t xml:space="preserve"># graphics</w:t>
+      </w:r>
+      <w:r>
+        <w:br/>
+      </w:r>
+      <w:r>
+        <w:rPr>
+          <w:rStyle w:val="FunctionTok"/>
+        </w:rPr>
+        <w:t xml:space="preserve">library</w:t>
+      </w:r>
+      <w:r>
+        <w:rPr>
+          <w:rStyle w:val="NormalTok"/>
+        </w:rPr>
+        <w:t xml:space="preserve">(ggfortify) </w:t>
+      </w:r>
+      <w:r>
+        <w:rPr>
+          <w:rStyle w:val="CommentTok"/>
+        </w:rPr>
+        <w:t xml:space="preserve"># help with graphics</w:t>
+      </w:r>
+      <w:r>
+        <w:br/>
+      </w:r>
+      <w:r>
+        <w:rPr>
+          <w:rStyle w:val="FunctionTok"/>
+        </w:rPr>
+        <w:t xml:space="preserve">library</w:t>
+      </w:r>
+      <w:r>
+        <w:rPr>
+          <w:rStyle w:val="NormalTok"/>
+        </w:rPr>
+        <w:t xml:space="preserve">(dplyr) </w:t>
+      </w:r>
+      <w:r>
+        <w:rPr>
+          <w:rStyle w:val="CommentTok"/>
+        </w:rPr>
+        <w:t xml:space="preserve"># manipulate data</w:t>
+      </w:r>
+      <w:r>
+        <w:br/>
+      </w:r>
+      <w:r>
+        <w:rPr>
+          <w:rStyle w:val="FunctionTok"/>
+        </w:rPr>
+        <w:t xml:space="preserve">library</w:t>
+      </w:r>
+      <w:r>
+        <w:rPr>
+          <w:rStyle w:val="NormalTok"/>
+        </w:rPr>
+        <w:t xml:space="preserve">(tibble) </w:t>
+      </w:r>
+      <w:r>
+        <w:rPr>
+          <w:rStyle w:val="CommentTok"/>
+        </w:rPr>
+        <w:t xml:space="preserve"># `tibble`s extend `data.frame`s</w:t>
+      </w:r>
+      <w:r>
+        <w:br/>
+      </w:r>
+      <w:r>
+        <w:rPr>
+          <w:rStyle w:val="FunctionTok"/>
+        </w:rPr>
+        <w:t xml:space="preserve">library</w:t>
+      </w:r>
+      <w:r>
+        <w:rPr>
+          <w:rStyle w:val="NormalTok"/>
+        </w:rPr>
+        <w:t xml:space="preserve">(magrittr) </w:t>
+      </w:r>
+      <w:r>
+        <w:rPr>
+          <w:rStyle w:val="CommentTok"/>
+        </w:rPr>
+        <w:t xml:space="preserve"># `%&gt;%` and other additional piping tools</w:t>
+      </w:r>
+      <w:r>
+        <w:br/>
+      </w:r>
+      <w:r>
+        <w:rPr>
+          <w:rStyle w:val="FunctionTok"/>
+        </w:rPr>
+        <w:t xml:space="preserve">library</w:t>
+      </w:r>
+      <w:r>
+        <w:rPr>
+          <w:rStyle w:val="NormalTok"/>
+        </w:rPr>
+        <w:t xml:space="preserve">(haven) </w:t>
+      </w:r>
+      <w:r>
+        <w:rPr>
+          <w:rStyle w:val="CommentTok"/>
+        </w:rPr>
+        <w:t xml:space="preserve"># import Stata files</w:t>
+      </w:r>
+      <w:r>
+        <w:br/>
+      </w:r>
+      <w:r>
+        <w:rPr>
+          <w:rStyle w:val="FunctionTok"/>
+        </w:rPr>
+        <w:t xml:space="preserve">library</w:t>
+      </w:r>
+      <w:r>
+        <w:rPr>
+          <w:rStyle w:val="NormalTok"/>
+        </w:rPr>
+        <w:t xml:space="preserve">(knitr) </w:t>
+      </w:r>
+      <w:r>
+        <w:rPr>
+          <w:rStyle w:val="CommentTok"/>
+        </w:rPr>
+        <w:t xml:space="preserve"># format R output for markdown</w:t>
+      </w:r>
+      <w:r>
+        <w:br/>
+      </w:r>
+      <w:r>
+        <w:rPr>
+          <w:rStyle w:val="FunctionTok"/>
+        </w:rPr>
+        <w:t xml:space="preserve">library</w:t>
+      </w:r>
+      <w:r>
+        <w:rPr>
+          <w:rStyle w:val="NormalTok"/>
+        </w:rPr>
+        <w:t xml:space="preserve">(tidyr) </w:t>
+      </w:r>
+      <w:r>
+        <w:rPr>
+          <w:rStyle w:val="CommentTok"/>
+        </w:rPr>
+        <w:t xml:space="preserve"># Tools to help to create tidy data</w:t>
+      </w:r>
+      <w:r>
+        <w:br/>
+      </w:r>
+      <w:r>
+        <w:rPr>
+          <w:rStyle w:val="FunctionTok"/>
+        </w:rPr>
+        <w:t xml:space="preserve">library</w:t>
+      </w:r>
+      <w:r>
+        <w:rPr>
+          <w:rStyle w:val="NormalTok"/>
+        </w:rPr>
+        <w:t xml:space="preserve">(plotly) </w:t>
+      </w:r>
+      <w:r>
+        <w:rPr>
+          <w:rStyle w:val="CommentTok"/>
+        </w:rPr>
+        <w:t xml:space="preserve"># interactive graphics</w:t>
+      </w:r>
+      <w:r>
+        <w:br/>
+      </w:r>
+      <w:r>
+        <w:rPr>
+          <w:rStyle w:val="FunctionTok"/>
+        </w:rPr>
+        <w:t xml:space="preserve">library</w:t>
+      </w:r>
+      <w:r>
+        <w:rPr>
+          <w:rStyle w:val="NormalTok"/>
+        </w:rPr>
+        <w:t xml:space="preserve">(dobson) </w:t>
+      </w:r>
+      <w:r>
+        <w:rPr>
+          <w:rStyle w:val="CommentTok"/>
+        </w:rPr>
+        <w:t xml:space="preserve"># datasets from Dobson and Barnett 2018</w:t>
+      </w:r>
+      <w:r>
+        <w:br/>
+      </w:r>
+      <w:r>
+        <w:rPr>
+          <w:rStyle w:val="FunctionTok"/>
+        </w:rPr>
+        <w:t xml:space="preserve">library</w:t>
+      </w:r>
+      <w:r>
+        <w:rPr>
+          <w:rStyle w:val="NormalTok"/>
+        </w:rPr>
+        <w:t xml:space="preserve">(parameters) </w:t>
+      </w:r>
+      <w:r>
+        <w:rPr>
+          <w:rStyle w:val="CommentTok"/>
+        </w:rPr>
+        <w:t xml:space="preserve"># format model output tables for markdown</w:t>
+      </w:r>
+      <w:r>
+        <w:br/>
+      </w:r>
+      <w:r>
+        <w:rPr>
+          <w:rStyle w:val="FunctionTok"/>
+        </w:rPr>
+        <w:t xml:space="preserve">library</w:t>
+      </w:r>
+      <w:r>
+        <w:rPr>
+          <w:rStyle w:val="NormalTok"/>
+        </w:rPr>
+        <w:t xml:space="preserve">(haven) </w:t>
+      </w:r>
+      <w:r>
+        <w:rPr>
+          <w:rStyle w:val="CommentTok"/>
+        </w:rPr>
+        <w:t xml:space="preserve"># import Stata files</w:t>
+      </w:r>
+      <w:r>
+        <w:br/>
+      </w:r>
+      <w:r>
+        <w:rPr>
+          <w:rStyle w:val="FunctionTok"/>
+        </w:rPr>
+        <w:t xml:space="preserve">library</w:t>
+      </w:r>
+      <w:r>
+        <w:rPr>
+          <w:rStyle w:val="NormalTok"/>
+        </w:rPr>
+        <w:t xml:space="preserve">(latex2exp) </w:t>
+      </w:r>
+      <w:r>
+        <w:rPr>
+          <w:rStyle w:val="CommentTok"/>
+        </w:rPr>
+        <w:t xml:space="preserve"># use LaTeX in R code (for figures and tables)</w:t>
+      </w:r>
+      <w:r>
+        <w:br/>
+      </w:r>
+      <w:r>
+        <w:rPr>
+          <w:rStyle w:val="FunctionTok"/>
+        </w:rPr>
+        <w:t xml:space="preserve">library</w:t>
+      </w:r>
+      <w:r>
+        <w:rPr>
+          <w:rStyle w:val="NormalTok"/>
+        </w:rPr>
+        <w:t xml:space="preserve">(fs) </w:t>
+      </w:r>
+      <w:r>
+        <w:rPr>
+          <w:rStyle w:val="CommentTok"/>
+        </w:rPr>
+        <w:t xml:space="preserve"># filesystem path manipulations</w:t>
+      </w:r>
+      <w:r>
+        <w:br/>
+      </w:r>
+      <w:r>
+        <w:rPr>
+          <w:rStyle w:val="FunctionTok"/>
+        </w:rPr>
+        <w:t xml:space="preserve">library</w:t>
+      </w:r>
+      <w:r>
+        <w:rPr>
+          <w:rStyle w:val="NormalTok"/>
+        </w:rPr>
+        <w:t xml:space="preserve">(survival) </w:t>
+      </w:r>
+      <w:r>
+        <w:rPr>
+          <w:rStyle w:val="CommentTok"/>
+        </w:rPr>
+        <w:t xml:space="preserve"># survival analysis</w:t>
+      </w:r>
+      <w:r>
+        <w:br/>
+      </w:r>
+      <w:r>
+        <w:rPr>
+          <w:rStyle w:val="FunctionTok"/>
+        </w:rPr>
+        <w:t xml:space="preserve">library</w:t>
+      </w:r>
+      <w:r>
+        <w:rPr>
+          <w:rStyle w:val="NormalTok"/>
+        </w:rPr>
+        <w:t xml:space="preserve">(survminer) </w:t>
+      </w:r>
+      <w:r>
+        <w:rPr>
+          <w:rStyle w:val="CommentTok"/>
+        </w:rPr>
+        <w:t xml:space="preserve"># survival analysis graphics</w:t>
+      </w:r>
+      <w:r>
+        <w:br/>
+      </w:r>
+      <w:r>
+        <w:rPr>
+          <w:rStyle w:val="FunctionTok"/>
+        </w:rPr>
+        <w:t xml:space="preserve">library</w:t>
+      </w:r>
+      <w:r>
+        <w:rPr>
+          <w:rStyle w:val="NormalTok"/>
+        </w:rPr>
+        <w:t xml:space="preserve">(KMsurv) </w:t>
+      </w:r>
+      <w:r>
+        <w:rPr>
+          <w:rStyle w:val="CommentTok"/>
+        </w:rPr>
+        <w:t xml:space="preserve"># datasets from Klein and Moeschberger</w:t>
+      </w:r>
+      <w:r>
+        <w:br/>
+      </w:r>
+      <w:r>
+        <w:rPr>
+          <w:rStyle w:val="FunctionTok"/>
+        </w:rPr>
+        <w:t xml:space="preserve">library</w:t>
+      </w:r>
+      <w:r>
+        <w:rPr>
+          <w:rStyle w:val="NormalTok"/>
+        </w:rPr>
+        <w:t xml:space="preserve">(parameters) </w:t>
+      </w:r>
+      <w:r>
+        <w:rPr>
+          <w:rStyle w:val="CommentTok"/>
+        </w:rPr>
+        <w:t xml:space="preserve"># format model output tables for</w:t>
+      </w:r>
+      <w:r>
+        <w:br/>
+      </w:r>
+      <w:r>
+        <w:rPr>
+          <w:rStyle w:val="FunctionTok"/>
+        </w:rPr>
+        <w:t xml:space="preserve">library</w:t>
+      </w:r>
+      <w:r>
+        <w:rPr>
+          <w:rStyle w:val="NormalTok"/>
+        </w:rPr>
+        <w:t xml:space="preserve">(webshot2) </w:t>
+      </w:r>
+      <w:r>
+        <w:rPr>
+          <w:rStyle w:val="CommentTok"/>
+        </w:rPr>
+        <w:t xml:space="preserve"># convert interactive content to static for pdf</w:t>
+      </w:r>
+      <w:r>
+        <w:br/>
+      </w:r>
+      <w:r>
+        <w:rPr>
+          <w:rStyle w:val="FunctionTok"/>
+        </w:rPr>
+        <w:t xml:space="preserve">library</w:t>
+      </w:r>
+      <w:r>
+        <w:rPr>
+          <w:rStyle w:val="NormalTok"/>
+        </w:rPr>
+        <w:t xml:space="preserve">(forcats) </w:t>
+      </w:r>
+      <w:r>
+        <w:rPr>
+          <w:rStyle w:val="CommentTok"/>
+        </w:rPr>
+        <w:t xml:space="preserve"># functions for categorical variables ("factors")</w:t>
+      </w:r>
+      <w:r>
+        <w:br/>
+      </w:r>
+      <w:r>
+        <w:rPr>
+          <w:rStyle w:val="FunctionTok"/>
+        </w:rPr>
+        <w:t xml:space="preserve">library</w:t>
+      </w:r>
+      <w:r>
+        <w:rPr>
+          <w:rStyle w:val="NormalTok"/>
+        </w:rPr>
+        <w:t xml:space="preserve">(stringr) </w:t>
+      </w:r>
+      <w:r>
+        <w:rPr>
+          <w:rStyle w:val="CommentTok"/>
+        </w:rPr>
+        <w:t xml:space="preserve"># functions for dealing with strings</w:t>
+      </w:r>
+      <w:r>
+        <w:br/>
+      </w:r>
+      <w:r>
+        <w:rPr>
+          <w:rStyle w:val="FunctionTok"/>
+        </w:rPr>
+        <w:t xml:space="preserve">library</w:t>
+      </w:r>
+      <w:r>
+        <w:rPr>
+          <w:rStyle w:val="NormalTok"/>
+        </w:rPr>
+        <w:t xml:space="preserve">(lubridate) </w:t>
+      </w:r>
+      <w:r>
+        <w:rPr>
+          <w:rStyle w:val="CommentTok"/>
+        </w:rPr>
+        <w:t xml:space="preserve"># functions for dealing with dates and times</w:t>
+      </w:r>
+      <w:r>
+        <w:br/>
+      </w:r>
+      <w:r>
+        <w:rPr>
+          <w:rStyle w:val="FunctionTok"/>
+        </w:rPr>
+        <w:t xml:space="preserve">library</w:t>
+      </w:r>
+      <w:r>
+        <w:rPr>
+          <w:rStyle w:val="NormalTok"/>
+        </w:rPr>
+        <w:t xml:space="preserve">(broom) </w:t>
+      </w:r>
+      <w:r>
+        <w:rPr>
+          <w:rStyle w:val="CommentTok"/>
+        </w:rPr>
+        <w:t xml:space="preserve"># Summarizes key information about statistical objects in tidy tibbles</w:t>
+      </w:r>
+      <w:r>
+        <w:br/>
+      </w:r>
+      <w:r>
+        <w:rPr>
+          <w:rStyle w:val="FunctionTok"/>
+        </w:rPr>
+        <w:t xml:space="preserve">library</w:t>
+      </w:r>
+      <w:r>
+        <w:rPr>
+          <w:rStyle w:val="NormalTok"/>
+        </w:rPr>
+        <w:t xml:space="preserve">(broom.helpers) </w:t>
+      </w:r>
+      <w:r>
+        <w:rPr>
+          <w:rStyle w:val="CommentTok"/>
+        </w:rPr>
+        <w:t xml:space="preserve"># Provides suite of functions to work with regression model 'broom::tidy()' tibbles</w:t>
+      </w:r>
+    </w:p>
+    <w:p>
+      <w:pPr>
+        <w:pStyle w:val="FirstParagraph"/>
+      </w:pPr>
+      <w:r>
+        <w:t xml:space="preserve">Here are some R settings I use in this document:</w:t>
+      </w:r>
+    </w:p>
+    <w:p>
+      <w:pPr>
+        <w:pStyle w:val="SourceCode"/>
+      </w:pPr>
+      <w:r>
+        <w:rPr>
+          <w:rStyle w:val="FunctionTok"/>
+        </w:rPr>
+        <w:t xml:space="preserve">rm</w:t>
+      </w:r>
+      <w:r>
+        <w:rPr>
+          <w:rStyle w:val="NormalTok"/>
+        </w:rPr>
+        <w:t xml:space="preserve">(</w:t>
+      </w:r>
+      <w:r>
+        <w:rPr>
+          <w:rStyle w:val="AttributeTok"/>
+        </w:rPr>
+        <w:t xml:space="preserve">list =</w:t>
+      </w:r>
+      <w:r>
+        <w:rPr>
+          <w:rStyle w:val="NormalTok"/>
+        </w:rPr>
+        <w:t xml:space="preserve"> </w:t>
+      </w:r>
+      <w:r>
+        <w:rPr>
+          <w:rStyle w:val="FunctionTok"/>
+        </w:rPr>
+        <w:t xml:space="preserve">ls</w:t>
+      </w:r>
+      <w:r>
+        <w:rPr>
+          <w:rStyle w:val="NormalTok"/>
+        </w:rPr>
+        <w:t xml:space="preserve">()) </w:t>
+      </w:r>
+      <w:r>
+        <w:rPr>
+          <w:rStyle w:val="CommentTok"/>
+        </w:rPr>
+        <w:t xml:space="preserve"># delete any data that's already loaded into R</w:t>
+      </w:r>
+      <w:r>
+        <w:br/>
+      </w:r>
+      <w:r>
+        <w:br/>
+      </w:r>
+      <w:r>
+        <w:rPr>
+          <w:rStyle w:val="FunctionTok"/>
+        </w:rPr>
+        <w:t xml:space="preserve">conflicts_prefer</w:t>
+      </w:r>
+      <w:r>
+        <w:rPr>
+          <w:rStyle w:val="NormalTok"/>
+        </w:rPr>
+        <w:t xml:space="preserve">(dplyr</w:t>
+      </w:r>
+      <w:r>
+        <w:rPr>
+          <w:rStyle w:val="SpecialCharTok"/>
+        </w:rPr>
+        <w:t xml:space="preserve">::</w:t>
+      </w:r>
+      <w:r>
+        <w:rPr>
+          <w:rStyle w:val="NormalTok"/>
+        </w:rPr>
+        <w:t xml:space="preserve">filter)</w:t>
+      </w:r>
+      <w:r>
+        <w:br/>
+      </w:r>
+      <w:r>
+        <w:rPr>
+          <w:rStyle w:val="NormalTok"/>
+        </w:rPr>
+        <w:t xml:space="preserve">ggplot2</w:t>
+      </w:r>
+      <w:r>
+        <w:rPr>
+          <w:rStyle w:val="SpecialCharTok"/>
+        </w:rPr>
+        <w:t xml:space="preserve">::</w:t>
+      </w:r>
+      <w:r>
+        <w:rPr>
+          <w:rStyle w:val="FunctionTok"/>
+        </w:rPr>
+        <w:t xml:space="preserve">theme_set</w:t>
+      </w:r>
+      <w:r>
+        <w:rPr>
+          <w:rStyle w:val="NormalTok"/>
+        </w:rPr>
+        <w:t xml:space="preserve">(</w:t>
+      </w:r>
+      <w:r>
+        <w:br/>
+      </w:r>
+      <w:r>
+        <w:rPr>
+          <w:rStyle w:val="NormalTok"/>
+        </w:rPr>
+        <w:t xml:space="preserve">  ggplot2</w:t>
+      </w:r>
+      <w:r>
+        <w:rPr>
+          <w:rStyle w:val="SpecialCharTok"/>
+        </w:rPr>
+        <w:t xml:space="preserve">::</w:t>
+      </w:r>
+      <w:r>
+        <w:rPr>
+          <w:rStyle w:val="FunctionTok"/>
+        </w:rPr>
+        <w:t xml:space="preserve">theme_bw</w:t>
+      </w:r>
+      <w:r>
+        <w:rPr>
+          <w:rStyle w:val="NormalTok"/>
+        </w:rPr>
+        <w:t xml:space="preserve">() </w:t>
+      </w:r>
+      <w:r>
+        <w:rPr>
+          <w:rStyle w:val="SpecialCharTok"/>
+        </w:rPr>
+        <w:t xml:space="preserve">+</w:t>
+      </w:r>
+      <w:r>
+        <w:rPr>
+          <w:rStyle w:val="NormalTok"/>
+        </w:rPr>
+        <w:t xml:space="preserve"> </w:t>
+      </w:r>
+      <w:r>
+        <w:br/>
+      </w:r>
+      <w:r>
+        <w:rPr>
+          <w:rStyle w:val="NormalTok"/>
+        </w:rPr>
+        <w:t xml:space="preserve">        </w:t>
+      </w:r>
+      <w:r>
+        <w:rPr>
+          <w:rStyle w:val="CommentTok"/>
+        </w:rPr>
+        <w:t xml:space="preserve"># ggplot2::labs(col = "") +</w:t>
+      </w:r>
+      <w:r>
+        <w:br/>
+      </w:r>
+      <w:r>
+        <w:rPr>
+          <w:rStyle w:val="NormalTok"/>
+        </w:rPr>
+        <w:t xml:space="preserve">    ggplot2</w:t>
+      </w:r>
+      <w:r>
+        <w:rPr>
+          <w:rStyle w:val="SpecialCharTok"/>
+        </w:rPr>
+        <w:t xml:space="preserve">::</w:t>
+      </w:r>
+      <w:r>
+        <w:rPr>
+          <w:rStyle w:val="FunctionTok"/>
+        </w:rPr>
+        <w:t xml:space="preserve">theme</w:t>
+      </w:r>
+      <w:r>
+        <w:rPr>
+          <w:rStyle w:val="NormalTok"/>
+        </w:rPr>
+        <w:t xml:space="preserve">(</w:t>
+      </w:r>
+      <w:r>
+        <w:br/>
+      </w:r>
+      <w:r>
+        <w:rPr>
+          <w:rStyle w:val="NormalTok"/>
+        </w:rPr>
+        <w:t xml:space="preserve">      </w:t>
+      </w:r>
+      <w:r>
+        <w:rPr>
+          <w:rStyle w:val="AttributeTok"/>
+        </w:rPr>
+        <w:t xml:space="preserve">legend.position =</w:t>
+      </w:r>
+      <w:r>
+        <w:rPr>
+          <w:rStyle w:val="NormalTok"/>
+        </w:rPr>
+        <w:t xml:space="preserve"> </w:t>
+      </w:r>
+      <w:r>
+        <w:rPr>
+          <w:rStyle w:val="StringTok"/>
+        </w:rPr>
+        <w:t xml:space="preserve">"bottom"</w:t>
+      </w:r>
+      <w:r>
+        <w:rPr>
+          <w:rStyle w:val="NormalTok"/>
+        </w:rPr>
+        <w:t xml:space="preserve">,</w:t>
+      </w:r>
+      <w:r>
+        <w:br/>
+      </w:r>
+      <w:r>
+        <w:rPr>
+          <w:rStyle w:val="NormalTok"/>
+        </w:rPr>
+        <w:t xml:space="preserve">      </w:t>
+      </w:r>
+      <w:r>
+        <w:rPr>
+          <w:rStyle w:val="AttributeTok"/>
+        </w:rPr>
+        <w:t xml:space="preserve">text =</w:t>
+      </w:r>
+      <w:r>
+        <w:rPr>
+          <w:rStyle w:val="NormalTok"/>
+        </w:rPr>
+        <w:t xml:space="preserve"> ggplot2</w:t>
+      </w:r>
+      <w:r>
+        <w:rPr>
+          <w:rStyle w:val="SpecialCharTok"/>
+        </w:rPr>
+        <w:t xml:space="preserve">::</w:t>
+      </w:r>
+      <w:r>
+        <w:rPr>
+          <w:rStyle w:val="FunctionTok"/>
+        </w:rPr>
+        <w:t xml:space="preserve">element_text</w:t>
+      </w:r>
+      <w:r>
+        <w:rPr>
+          <w:rStyle w:val="NormalTok"/>
+        </w:rPr>
+        <w:t xml:space="preserve">(</w:t>
+      </w:r>
+      <w:r>
+        <w:rPr>
+          <w:rStyle w:val="AttributeTok"/>
+        </w:rPr>
+        <w:t xml:space="preserve">size =</w:t>
+      </w:r>
+      <w:r>
+        <w:rPr>
+          <w:rStyle w:val="NormalTok"/>
+        </w:rPr>
+        <w:t xml:space="preserve"> </w:t>
+      </w:r>
+      <w:r>
+        <w:rPr>
+          <w:rStyle w:val="DecValTok"/>
+        </w:rPr>
+        <w:t xml:space="preserve">12</w:t>
+      </w:r>
+      <w:r>
+        <w:rPr>
+          <w:rStyle w:val="NormalTok"/>
+        </w:rPr>
+        <w:t xml:space="preserve">, </w:t>
+      </w:r>
+      <w:r>
+        <w:rPr>
+          <w:rStyle w:val="AttributeTok"/>
+        </w:rPr>
+        <w:t xml:space="preserve">family =</w:t>
+      </w:r>
+      <w:r>
+        <w:rPr>
+          <w:rStyle w:val="NormalTok"/>
+        </w:rPr>
+        <w:t xml:space="preserve"> </w:t>
+      </w:r>
+      <w:r>
+        <w:rPr>
+          <w:rStyle w:val="StringTok"/>
+        </w:rPr>
+        <w:t xml:space="preserve">"serif"</w:t>
+      </w:r>
+      <w:r>
+        <w:rPr>
+          <w:rStyle w:val="NormalTok"/>
+        </w:rPr>
+        <w:t xml:space="preserve">)))</w:t>
+      </w:r>
+      <w:r>
+        <w:br/>
+      </w:r>
+      <w:r>
+        <w:br/>
+      </w:r>
+      <w:r>
+        <w:rPr>
+          <w:rStyle w:val="NormalTok"/>
+        </w:rPr>
+        <w:t xml:space="preserve">knitr</w:t>
+      </w:r>
+      <w:r>
+        <w:rPr>
+          <w:rStyle w:val="SpecialCharTok"/>
+        </w:rPr>
+        <w:t xml:space="preserve">::</w:t>
+      </w:r>
+      <w:r>
+        <w:rPr>
+          <w:rStyle w:val="NormalTok"/>
+        </w:rPr>
+        <w:t xml:space="preserve">opts_chunk</w:t>
+      </w:r>
+      <w:r>
+        <w:rPr>
+          <w:rStyle w:val="SpecialCharTok"/>
+        </w:rPr>
+        <w:t xml:space="preserve">$</w:t>
+      </w:r>
+      <w:r>
+        <w:rPr>
+          <w:rStyle w:val="FunctionTok"/>
+        </w:rPr>
+        <w:t xml:space="preserve">set</w:t>
+      </w:r>
+      <w:r>
+        <w:rPr>
+          <w:rStyle w:val="NormalTok"/>
+        </w:rPr>
+        <w:t xml:space="preserve">(</w:t>
+      </w:r>
+      <w:r>
+        <w:rPr>
+          <w:rStyle w:val="AttributeTok"/>
+        </w:rPr>
+        <w:t xml:space="preserve">message =</w:t>
+      </w:r>
+      <w:r>
+        <w:rPr>
+          <w:rStyle w:val="NormalTok"/>
+        </w:rPr>
+        <w:t xml:space="preserve"> </w:t>
+      </w:r>
+      <w:r>
+        <w:rPr>
+          <w:rStyle w:val="ConstantTok"/>
+        </w:rPr>
+        <w:t xml:space="preserve">FALSE</w:t>
+      </w:r>
+      <w:r>
+        <w:rPr>
+          <w:rStyle w:val="NormalTok"/>
+        </w:rPr>
+        <w:t xml:space="preserve">)</w:t>
+      </w:r>
+      <w:r>
+        <w:br/>
+      </w:r>
+      <w:r>
+        <w:rPr>
+          <w:rStyle w:val="FunctionTok"/>
+        </w:rPr>
+        <w:t xml:space="preserve">options</w:t>
+      </w:r>
+      <w:r>
+        <w:rPr>
+          <w:rStyle w:val="NormalTok"/>
+        </w:rPr>
+        <w:t xml:space="preserve">(</w:t>
+      </w:r>
+      <w:r>
+        <w:rPr>
+          <w:rStyle w:val="StringTok"/>
+        </w:rPr>
+        <w:t xml:space="preserve">'digits'</w:t>
+      </w:r>
+      <w:r>
+        <w:rPr>
+          <w:rStyle w:val="NormalTok"/>
+        </w:rPr>
+        <w:t xml:space="preserve"> </w:t>
+      </w:r>
+      <w:r>
+        <w:rPr>
+          <w:rStyle w:val="OtherTok"/>
+        </w:rPr>
+        <w:t xml:space="preserve">=</w:t>
+      </w:r>
+      <w:r>
+        <w:rPr>
+          <w:rStyle w:val="NormalTok"/>
+        </w:rPr>
+        <w:t xml:space="preserve"> </w:t>
+      </w:r>
+      <w:r>
+        <w:rPr>
+          <w:rStyle w:val="DecValTok"/>
+        </w:rPr>
+        <w:t xml:space="preserve">6</w:t>
+      </w:r>
+      <w:r>
+        <w:rPr>
+          <w:rStyle w:val="NormalTok"/>
+        </w:rPr>
+        <w:t xml:space="preserve">)</w:t>
+      </w:r>
+      <w:r>
+        <w:br/>
+      </w:r>
+      <w:r>
+        <w:br/>
+      </w:r>
+      <w:r>
+        <w:rPr>
+          <w:rStyle w:val="FunctionTok"/>
+        </w:rPr>
+        <w:t xml:space="preserve">panderOptions</w:t>
+      </w:r>
+      <w:r>
+        <w:rPr>
+          <w:rStyle w:val="NormalTok"/>
+        </w:rPr>
+        <w:t xml:space="preserve">(</w:t>
+      </w:r>
+      <w:r>
+        <w:rPr>
+          <w:rStyle w:val="StringTok"/>
+        </w:rPr>
+        <w:t xml:space="preserve">"big.mark"</w:t>
+      </w:r>
+      <w:r>
+        <w:rPr>
+          <w:rStyle w:val="NormalTok"/>
+        </w:rPr>
+        <w:t xml:space="preserve">, </w:t>
+      </w:r>
+      <w:r>
+        <w:rPr>
+          <w:rStyle w:val="StringTok"/>
+        </w:rPr>
+        <w:t xml:space="preserve">","</w:t>
+      </w:r>
+      <w:r>
+        <w:rPr>
+          <w:rStyle w:val="NormalTok"/>
+        </w:rPr>
+        <w:t xml:space="preserve">)</w:t>
+      </w:r>
+      <w:r>
+        <w:br/>
+      </w:r>
+      <w:r>
+        <w:rPr>
+          <w:rStyle w:val="NormalTok"/>
+        </w:rPr>
+        <w:t xml:space="preserve">pander</w:t>
+      </w:r>
+      <w:r>
+        <w:rPr>
+          <w:rStyle w:val="SpecialCharTok"/>
+        </w:rPr>
+        <w:t xml:space="preserve">::</w:t>
+      </w:r>
+      <w:r>
+        <w:rPr>
+          <w:rStyle w:val="FunctionTok"/>
+        </w:rPr>
+        <w:t xml:space="preserve">panderOptions</w:t>
+      </w:r>
+      <w:r>
+        <w:rPr>
+          <w:rStyle w:val="NormalTok"/>
+        </w:rPr>
+        <w:t xml:space="preserve">(</w:t>
+      </w:r>
+      <w:r>
+        <w:rPr>
+          <w:rStyle w:val="StringTok"/>
+        </w:rPr>
+        <w:t xml:space="preserve">"table.emphasize.rownames"</w:t>
+      </w:r>
+      <w:r>
+        <w:rPr>
+          <w:rStyle w:val="NormalTok"/>
+        </w:rPr>
+        <w:t xml:space="preserve">, </w:t>
+      </w:r>
+      <w:r>
+        <w:rPr>
+          <w:rStyle w:val="ConstantTok"/>
+        </w:rPr>
+        <w:t xml:space="preserve">FALSE</w:t>
+      </w:r>
+      <w:r>
+        <w:rPr>
+          <w:rStyle w:val="NormalTok"/>
+        </w:rPr>
+        <w:t xml:space="preserve">)</w:t>
+      </w:r>
+      <w:r>
+        <w:br/>
+      </w:r>
+      <w:r>
+        <w:rPr>
+          <w:rStyle w:val="NormalTok"/>
+        </w:rPr>
+        <w:t xml:space="preserve">pander</w:t>
+      </w:r>
+      <w:r>
+        <w:rPr>
+          <w:rStyle w:val="SpecialCharTok"/>
+        </w:rPr>
+        <w:t xml:space="preserve">::</w:t>
+      </w:r>
+      <w:r>
+        <w:rPr>
+          <w:rStyle w:val="FunctionTok"/>
+        </w:rPr>
+        <w:t xml:space="preserve">panderOptions</w:t>
+      </w:r>
+      <w:r>
+        <w:rPr>
+          <w:rStyle w:val="NormalTok"/>
+        </w:rPr>
+        <w:t xml:space="preserve">(</w:t>
+      </w:r>
+      <w:r>
+        <w:rPr>
+          <w:rStyle w:val="StringTok"/>
+        </w:rPr>
+        <w:t xml:space="preserve">"table.split.table"</w:t>
+      </w:r>
+      <w:r>
+        <w:rPr>
+          <w:rStyle w:val="NormalTok"/>
+        </w:rPr>
+        <w:t xml:space="preserve">, </w:t>
+      </w:r>
+      <w:r>
+        <w:rPr>
+          <w:rStyle w:val="ConstantTok"/>
+        </w:rPr>
+        <w:t xml:space="preserve">Inf</w:t>
+      </w:r>
+      <w:r>
+        <w:rPr>
+          <w:rStyle w:val="NormalTok"/>
+        </w:rPr>
+        <w:t xml:space="preserve">)</w:t>
+      </w:r>
+      <w:r>
+        <w:br/>
+      </w:r>
+      <w:r>
+        <w:rPr>
+          <w:rStyle w:val="FunctionTok"/>
+        </w:rPr>
+        <w:t xml:space="preserve">conflicts_prefer</w:t>
+      </w:r>
+      <w:r>
+        <w:rPr>
+          <w:rStyle w:val="NormalTok"/>
+        </w:rPr>
+        <w:t xml:space="preserve">(dplyr</w:t>
+      </w:r>
+      <w:r>
+        <w:rPr>
+          <w:rStyle w:val="SpecialCharTok"/>
+        </w:rPr>
+        <w:t xml:space="preserve">::</w:t>
+      </w:r>
+      <w:r>
+        <w:rPr>
+          <w:rStyle w:val="NormalTok"/>
+        </w:rPr>
+        <w:t xml:space="preserve">filter) </w:t>
+      </w:r>
+      <w:r>
+        <w:rPr>
+          <w:rStyle w:val="CommentTok"/>
+        </w:rPr>
+        <w:t xml:space="preserve"># use the `filter()` function from dplyr() by default</w:t>
+      </w:r>
+      <w:r>
+        <w:br/>
+      </w:r>
+      <w:r>
+        <w:rPr>
+          <w:rStyle w:val="NormalTok"/>
+        </w:rPr>
+        <w:t xml:space="preserve">legend_text_size </w:t>
+      </w:r>
+      <w:r>
+        <w:rPr>
+          <w:rStyle w:val="OtherTok"/>
+        </w:rPr>
+        <w:t xml:space="preserve">=</w:t>
+      </w:r>
+      <w:r>
+        <w:rPr>
+          <w:rStyle w:val="NormalTok"/>
+        </w:rPr>
+        <w:t xml:space="preserve"> </w:t>
+      </w:r>
+      <w:r>
+        <w:rPr>
+          <w:rStyle w:val="DecValTok"/>
+        </w:rPr>
+        <w:t xml:space="preserve">9</w:t>
+      </w:r>
+      <w:r>
+        <w:br/>
+      </w:r>
+      <w:r>
+        <w:rPr>
+          <w:rStyle w:val="NormalTok"/>
+        </w:rPr>
+        <w:t xml:space="preserve">run_graphs </w:t>
+      </w:r>
+      <w:r>
+        <w:rPr>
+          <w:rStyle w:val="OtherTok"/>
+        </w:rPr>
+        <w:t xml:space="preserve">=</w:t>
+      </w:r>
+      <w:r>
+        <w:rPr>
+          <w:rStyle w:val="NormalTok"/>
+        </w:rPr>
+        <w:t xml:space="preserve"> </w:t>
+      </w:r>
+      <w:r>
+        <w:rPr>
+          <w:rStyle w:val="ConstantTok"/>
+        </w:rPr>
+        <w:t xml:space="preserve">TRUE</w:t>
+      </w:r>
+    </w:p>
+    <w:p>
       <w:pPr>
         <w:pStyle w:val="FirstParagraph"/>
       </w:pPr>
@@ -318,6 +1581,1677 @@
         <w:t xml:space="preserve">The survival analysis framework provides the foundation for the topics covered in this module.</w:t>
       </w:r>
     </w:p>
+    <w:bookmarkEnd w:id="15"/>
+    <w:bookmarkStart w:id="22" w:name="why-censoring-matters"/>
+    <w:p>
+      <w:pPr>
+        <w:pStyle w:val="Heading1"/>
+      </w:pPr>
+      <w:r>
+        <w:t xml:space="preserve">1. Why censoring matters</w:t>
+      </w:r>
+    </w:p>
+    <w:tbl>
+      <w:tblPr>
+        <w:tblStyle w:val="Table"/>
+        <w:tblLook w:firstRow="0" w:lastRow="0" w:firstColumn="0" w:lastColumn="0" w:noHBand="0" w:noVBand="0" w:val="0000"/>
+        <w:tblBorders>
+          <w:top w:val="single" w:sz="4" w:space="0" w:color="909090"/>
+          <w:left w:val="single" w:sz="24" w:space="0" w:color="909090"/>
+          <w:bottom w:val="single" w:sz="4" w:space="0" w:color="909090"/>
+          <w:right w:val="single" w:sz="4" w:space="0" w:color="909090"/>
+        </w:tblBorders>
+        <w:tblCellMar>
+          <w:left w:w="144" w:type="dxa"/>
+          <w:right w:w="144" w:type="dxa"/>
+        </w:tblCellMar>
+        <w:tblLook w:firstRow="0" w:lastRow="0" w:firstColumn="0" w:lastColumn="0" w:noHBand="0" w:noVBand="0" w:val="0000"/>
+      </w:tblPr>
+      <w:tr>
+        <w:trPr>
+          <w:cantSplit/>
+        </w:trPr>
+        <w:tc>
+          <w:tcPr>
+            <w:shd w:color="auto" w:fill="e6e6e6" w:val="clear"/>
+            <w:tcMar>
+              <w:top w:w="92" w:type="dxa"/>
+              <w:bottom w:w="92" w:type="dxa"/>
+            </w:tcMar>
+          </w:tcPr>
+          <w:p>
+            <w:pPr>
+              <w:pStyle w:val="FirstParagraph"/>
+            </w:pPr>
+            <w:pPr>
+              <w:spacing w:before="16" w:after="16"/>
+            </w:pPr>
+            <w:r>
+              <w:t xml:space="preserve">Exm</w:t>
+            </w:r>
+          </w:p>
+        </w:tc>
+      </w:tr>
+      <w:tr>
+        <w:trPr>
+          <w:cantSplit/>
+        </w:trPr>
+        <w:tc>
+          <w:tcPr>
+            <w:tcMar>
+              <w:top w:w="108" w:type="dxa"/>
+              <w:bottom w:w="108" w:type="dxa"/>
+            </w:tcMar>
+          </w:tcPr>
+          <w:bookmarkStart w:id="21" w:name="exm-tte-overview-censoring-bias"/>
+          <w:p>
+            <w:pPr>
+              <w:pStyle w:val="BodyText"/>
+            </w:pPr>
+            <w:r>
+              <w:rPr>
+                <w:b/>
+                <w:bCs/>
+              </w:rPr>
+              <w:t xml:space="preserve">Example 1 (Six patients followed for relapse)</w:t>
+            </w:r>
+            <w:r>
+              <w:t xml:space="preserve"> </w:t>
+            </w:r>
+            <w:r>
+              <w:t xml:space="preserve">Suppose a study follows six cancer patients in remission for up to 12 months,</w:t>
+            </w:r>
+            <w:r>
+              <w:t xml:space="preserve"> </w:t>
+            </w:r>
+            <w:r>
+              <w:t xml:space="preserve">and we want to estimate the 12-month relapse risk,</w:t>
+            </w:r>
+            <w:r>
+              <w:t xml:space="preserve"> </w:t>
+            </w:r>
+            <m:oMath>
+              <m:r>
+                <m:t>1</m:t>
+              </m:r>
+              <m:r>
+                <m:rPr>
+                  <m:sty m:val="p"/>
+                </m:rPr>
+                <m:t>−</m:t>
+              </m:r>
+              <m:r>
+                <m:rPr>
+                  <m:sty m:val="p"/>
+                </m:rPr>
+                <m:t>S</m:t>
+              </m:r>
+              <m:r>
+                <m:t>​</m:t>
+              </m:r>
+              <m:d>
+                <m:dPr>
+                  <m:begChr m:val="("/>
+                  <m:sepChr m:val=""/>
+                  <m:endChr m:val=")"/>
+                  <m:grow/>
+                </m:dPr>
+                <m:e>
+                  <m:r>
+                    <m:t>12</m:t>
+                  </m:r>
+                </m:e>
+              </m:d>
+              <m:r>
+                <m:t>​</m:t>
+              </m:r>
+            </m:oMath>
+            <w:r>
+              <w:t xml:space="preserve">,</w:t>
+            </w:r>
+            <w:r>
+              <w:t xml:space="preserve"> </w:t>
+            </w:r>
+            <w:r>
+              <w:t xml:space="preserve">where</w:t>
+            </w:r>
+            <w:r>
+              <w:t xml:space="preserve"> </w:t>
+            </w:r>
+            <m:oMath>
+              <m:r>
+                <m:rPr>
+                  <m:sty m:val="p"/>
+                </m:rPr>
+                <m:t>S</m:t>
+              </m:r>
+            </m:oMath>
+            <w:r>
+              <w:t xml:space="preserve"> </w:t>
+            </w:r>
+            <w:r>
+              <w:t xml:space="preserve">is the</w:t>
+            </w:r>
+            <w:r>
+              <w:t xml:space="preserve"> </w:t>
+            </w:r>
+            <w:hyperlink r:id="rId16">
+              <w:r>
+                <w:rPr>
+                  <w:rStyle w:val="Hyperlink"/>
+                </w:rPr>
+                <w:t xml:space="preserve">survival function</w:t>
+              </w:r>
+            </w:hyperlink>
+            <w:r>
+              <w:t xml:space="preserve"> </w:t>
+            </w:r>
+            <w:r>
+              <w:t xml:space="preserve">of time to relapse</w:t>
+            </w:r>
+            <w:r>
+              <w:t xml:space="preserve"> </w:t>
+            </w:r>
+            <w:r>
+              <w:t xml:space="preserve">(in months).</w:t>
+            </w:r>
+            <w:r>
+              <w:t xml:space="preserve"> </w:t>
+            </w:r>
+            <w:hyperlink w:anchor="tbl-tte-overview-patients">
+              <w:r>
+                <w:rPr>
+                  <w:rStyle w:val="Hyperlink"/>
+                </w:rPr>
+                <w:t xml:space="preserve">Table 1</w:t>
+              </w:r>
+            </w:hyperlink>
+            <w:r>
+              <w:t xml:space="preserve"> </w:t>
+            </w:r>
+            <w:r>
+              <w:t xml:space="preserve">shows each patient’s observed follow-up time</w:t>
+            </w:r>
+            <w:r>
+              <w:t xml:space="preserve"> </w:t>
+            </w:r>
+            <w:r>
+              <w:t xml:space="preserve">and event indicator</w:t>
+            </w:r>
+            <w:r>
+              <w:t xml:space="preserve"> </w:t>
+            </w:r>
+            <w:r>
+              <w:t xml:space="preserve">(1 = relapse observed; 0 =</w:t>
+            </w:r>
+            <w:r>
+              <w:t xml:space="preserve"> </w:t>
+            </w:r>
+            <w:hyperlink r:id="rId13">
+              <w:r>
+                <w:rPr>
+                  <w:rStyle w:val="Hyperlink"/>
+                </w:rPr>
+                <w:t xml:space="preserve">right-censored</w:t>
+              </w:r>
+            </w:hyperlink>
+            <w:r>
+              <w:t xml:space="preserve">).</w:t>
+            </w:r>
+          </w:p>
+          <w:tbl>
+            <w:tblPr>
+              <w:tblStyle w:val="Table"/>
+              <w:tblW w:type="pct" w:w="5000"/>
+              <w:tblLayout w:type="fixed"/>
+              <w:tblLook w:firstRow="0" w:lastRow="0" w:firstColumn="0" w:lastColumn="0" w:noHBand="0" w:noVBand="0" w:val="0000"/>
+            </w:tblPr>
+            <w:tblGrid>
+              <w:gridCol w:w="7920"/>
+            </w:tblGrid>
+            <w:tr>
+              <w:tc>
+                <w:tcPr/>
+                <w:bookmarkStart w:id="17" w:name="tbl-tte-overview-patients"/>
+                <w:p>
+                  <w:pPr>
+                    <w:jc w:val="center"/>
+                  </w:pPr>
+                  <w:pPr>
+                    <w:jc w:val="left"/>
+                    <w:spacing w:before="200"/>
+                    <w:pStyle w:val="ImageCaption"/>
+                  </w:pPr>
+                  <w:r>
+                    <w:t xml:space="preserve">Table 1: Hypothetical follow-up data for six patients</w:t>
+                  </w:r>
+                </w:p>
+                <w:tbl>
+                  <w:tblPr>
+                    <w:tblStyle w:val="Table"/>
+                    <w:tblW w:type="pct" w:w="5000"/>
+                    <w:tblLayout w:type="fixed"/>
+                    <w:tblLook w:firstRow="1" w:lastRow="0" w:firstColumn="0" w:lastColumn="0" w:noHBand="0" w:noVBand="0" w:val="0020"/>
+                  </w:tblPr>
+                  <w:tblGrid>
+                    <w:gridCol w:w="891"/>
+                    <w:gridCol w:w="2475"/>
+                    <w:gridCol w:w="1683"/>
+                    <w:gridCol w:w="2871"/>
+                  </w:tblGrid>
+                  <w:tr>
+                    <w:trPr>
+                      <w:tblHeader w:val="on"/>
+                    </w:trPr>
+                    <w:tc>
+                      <w:tcPr/>
+                      <w:p>
+                        <w:pPr>
+                          <w:pStyle w:val="Compact"/>
+                          <w:jc w:val="center"/>
+                          <w:jc w:val="center"/>
+                        </w:pPr>
+                        <w:r>
+                          <w:t xml:space="preserve">Patient</w:t>
+                        </w:r>
+                      </w:p>
+                    </w:tc>
+                    <w:tc>
+                      <w:tcPr/>
+                      <w:p>
+                        <w:pPr>
+                          <w:pStyle w:val="Compact"/>
+                          <w:jc w:val="center"/>
+                          <w:jc w:val="center"/>
+                        </w:pPr>
+                        <w:r>
+                          <w:t xml:space="preserve">Follow-up time (months)</w:t>
+                        </w:r>
+                      </w:p>
+                    </w:tc>
+                    <w:tc>
+                      <w:tcPr/>
+                      <w:p>
+                        <w:pPr>
+                          <w:pStyle w:val="Compact"/>
+                          <w:jc w:val="center"/>
+                          <w:jc w:val="center"/>
+                        </w:pPr>
+                        <w:r>
+                          <w:t xml:space="preserve">Event indicator</w:t>
+                        </w:r>
+                      </w:p>
+                    </w:tc>
+                    <w:tc>
+                      <w:tcPr/>
+                      <w:p>
+                        <w:pPr>
+                          <w:pStyle w:val="Compact"/>
+                          <w:jc w:val="left"/>
+                          <w:jc w:val="center"/>
+                        </w:pPr>
+                        <w:r>
+                          <w:t xml:space="preserve">Relapse status at 12 months</w:t>
+                        </w:r>
+                      </w:p>
+                    </w:tc>
+                  </w:tr>
+                  <w:tr>
+                    <w:tc>
+                      <w:tcPr/>
+                      <w:p>
+                        <w:pPr>
+                          <w:pStyle w:val="Compact"/>
+                          <w:jc w:val="center"/>
+                          <w:jc w:val="center"/>
+                        </w:pPr>
+                        <w:r>
+                          <w:t xml:space="preserve">A</w:t>
+                        </w:r>
+                      </w:p>
+                    </w:tc>
+                    <w:tc>
+                      <w:tcPr/>
+                      <w:p>
+                        <w:pPr>
+                          <w:pStyle w:val="Compact"/>
+                          <w:jc w:val="center"/>
+                          <w:jc w:val="center"/>
+                        </w:pPr>
+                        <w:r>
+                          <w:t xml:space="preserve">3</w:t>
+                        </w:r>
+                      </w:p>
+                    </w:tc>
+                    <w:tc>
+                      <w:tcPr/>
+                      <w:p>
+                        <w:pPr>
+                          <w:pStyle w:val="Compact"/>
+                          <w:jc w:val="center"/>
+                          <w:jc w:val="center"/>
+                        </w:pPr>
+                        <w:r>
+                          <w:t xml:space="preserve">1</w:t>
+                        </w:r>
+                      </w:p>
+                    </w:tc>
+                    <w:tc>
+                      <w:tcPr/>
+                      <w:p>
+                        <w:pPr>
+                          <w:pStyle w:val="Compact"/>
+                          <w:jc w:val="left"/>
+                          <w:jc w:val="center"/>
+                        </w:pPr>
+                        <w:r>
+                          <w:t xml:space="preserve">relapsed</w:t>
+                        </w:r>
+                      </w:p>
+                    </w:tc>
+                  </w:tr>
+                  <w:tr>
+                    <w:tc>
+                      <w:tcPr/>
+                      <w:p>
+                        <w:pPr>
+                          <w:pStyle w:val="Compact"/>
+                          <w:jc w:val="center"/>
+                          <w:jc w:val="center"/>
+                        </w:pPr>
+                        <w:r>
+                          <w:t xml:space="preserve">B</w:t>
+                        </w:r>
+                      </w:p>
+                    </w:tc>
+                    <w:tc>
+                      <w:tcPr/>
+                      <w:p>
+                        <w:pPr>
+                          <w:pStyle w:val="Compact"/>
+                          <w:jc w:val="center"/>
+                          <w:jc w:val="center"/>
+                        </w:pPr>
+                        <w:r>
+                          <w:t xml:space="preserve">5</w:t>
+                        </w:r>
+                      </w:p>
+                    </w:tc>
+                    <w:tc>
+                      <w:tcPr/>
+                      <w:p>
+                        <w:pPr>
+                          <w:pStyle w:val="Compact"/>
+                          <w:jc w:val="center"/>
+                          <w:jc w:val="center"/>
+                        </w:pPr>
+                        <w:r>
+                          <w:t xml:space="preserve">0</w:t>
+                        </w:r>
+                      </w:p>
+                    </w:tc>
+                    <w:tc>
+                      <w:tcPr/>
+                      <w:p>
+                        <w:pPr>
+                          <w:pStyle w:val="Compact"/>
+                          <w:jc w:val="left"/>
+                          <w:jc w:val="center"/>
+                        </w:pPr>
+                        <w:r>
+                          <w:t xml:space="preserve">unknown (withdrew)</w:t>
+                        </w:r>
+                      </w:p>
+                    </w:tc>
+                  </w:tr>
+                  <w:tr>
+                    <w:tc>
+                      <w:tcPr/>
+                      <w:p>
+                        <w:pPr>
+                          <w:pStyle w:val="Compact"/>
+                          <w:jc w:val="center"/>
+                          <w:jc w:val="center"/>
+                        </w:pPr>
+                        <w:r>
+                          <w:t xml:space="preserve">C</w:t>
+                        </w:r>
+                      </w:p>
+                    </w:tc>
+                    <w:tc>
+                      <w:tcPr/>
+                      <w:p>
+                        <w:pPr>
+                          <w:pStyle w:val="Compact"/>
+                          <w:jc w:val="center"/>
+                          <w:jc w:val="center"/>
+                        </w:pPr>
+                        <w:r>
+                          <w:t xml:space="preserve">7</w:t>
+                        </w:r>
+                      </w:p>
+                    </w:tc>
+                    <w:tc>
+                      <w:tcPr/>
+                      <w:p>
+                        <w:pPr>
+                          <w:pStyle w:val="Compact"/>
+                          <w:jc w:val="center"/>
+                          <w:jc w:val="center"/>
+                        </w:pPr>
+                        <w:r>
+                          <w:t xml:space="preserve">1</w:t>
+                        </w:r>
+                      </w:p>
+                    </w:tc>
+                    <w:tc>
+                      <w:tcPr/>
+                      <w:p>
+                        <w:pPr>
+                          <w:pStyle w:val="Compact"/>
+                          <w:jc w:val="left"/>
+                          <w:jc w:val="center"/>
+                        </w:pPr>
+                        <w:r>
+                          <w:t xml:space="preserve">relapsed</w:t>
+                        </w:r>
+                      </w:p>
+                    </w:tc>
+                  </w:tr>
+                  <w:tr>
+                    <w:tc>
+                      <w:tcPr/>
+                      <w:p>
+                        <w:pPr>
+                          <w:pStyle w:val="Compact"/>
+                          <w:jc w:val="center"/>
+                          <w:jc w:val="center"/>
+                        </w:pPr>
+                        <w:r>
+                          <w:t xml:space="preserve">D</w:t>
+                        </w:r>
+                      </w:p>
+                    </w:tc>
+                    <w:tc>
+                      <w:tcPr/>
+                      <w:p>
+                        <w:pPr>
+                          <w:pStyle w:val="Compact"/>
+                          <w:jc w:val="center"/>
+                          <w:jc w:val="center"/>
+                        </w:pPr>
+                        <w:r>
+                          <w:t xml:space="preserve">9</w:t>
+                        </w:r>
+                      </w:p>
+                    </w:tc>
+                    <w:tc>
+                      <w:tcPr/>
+                      <w:p>
+                        <w:pPr>
+                          <w:pStyle w:val="Compact"/>
+                          <w:jc w:val="center"/>
+                          <w:jc w:val="center"/>
+                        </w:pPr>
+                        <w:r>
+                          <w:t xml:space="preserve">0</w:t>
+                        </w:r>
+                      </w:p>
+                    </w:tc>
+                    <w:tc>
+                      <w:tcPr/>
+                      <w:p>
+                        <w:pPr>
+                          <w:pStyle w:val="Compact"/>
+                          <w:jc w:val="left"/>
+                          <w:jc w:val="center"/>
+                        </w:pPr>
+                        <w:r>
+                          <w:t xml:space="preserve">unknown (withdrew)</w:t>
+                        </w:r>
+                      </w:p>
+                    </w:tc>
+                  </w:tr>
+                  <w:tr>
+                    <w:tc>
+                      <w:tcPr/>
+                      <w:p>
+                        <w:pPr>
+                          <w:pStyle w:val="Compact"/>
+                          <w:jc w:val="center"/>
+                          <w:jc w:val="center"/>
+                        </w:pPr>
+                        <w:r>
+                          <w:t xml:space="preserve">E</w:t>
+                        </w:r>
+                      </w:p>
+                    </w:tc>
+                    <w:tc>
+                      <w:tcPr/>
+                      <w:p>
+                        <w:pPr>
+                          <w:pStyle w:val="Compact"/>
+                          <w:jc w:val="center"/>
+                          <w:jc w:val="center"/>
+                        </w:pPr>
+                        <w:r>
+                          <w:t xml:space="preserve">12</w:t>
+                        </w:r>
+                      </w:p>
+                    </w:tc>
+                    <w:tc>
+                      <w:tcPr/>
+                      <w:p>
+                        <w:pPr>
+                          <w:pStyle w:val="Compact"/>
+                          <w:jc w:val="center"/>
+                          <w:jc w:val="center"/>
+                        </w:pPr>
+                        <w:r>
+                          <w:t xml:space="preserve">0</w:t>
+                        </w:r>
+                      </w:p>
+                    </w:tc>
+                    <w:tc>
+                      <w:tcPr/>
+                      <w:p>
+                        <w:pPr>
+                          <w:pStyle w:val="Compact"/>
+                          <w:jc w:val="left"/>
+                          <w:jc w:val="center"/>
+                        </w:pPr>
+                        <w:r>
+                          <w:t xml:space="preserve">relapse-free</w:t>
+                        </w:r>
+                      </w:p>
+                    </w:tc>
+                  </w:tr>
+                  <w:tr>
+                    <w:tc>
+                      <w:tcPr/>
+                      <w:p>
+                        <w:pPr>
+                          <w:pStyle w:val="Compact"/>
+                          <w:jc w:val="center"/>
+                          <w:jc w:val="center"/>
+                        </w:pPr>
+                        <w:r>
+                          <w:t xml:space="preserve">F</w:t>
+                        </w:r>
+                      </w:p>
+                    </w:tc>
+                    <w:tc>
+                      <w:tcPr/>
+                      <w:p>
+                        <w:pPr>
+                          <w:pStyle w:val="Compact"/>
+                          <w:jc w:val="center"/>
+                          <w:jc w:val="center"/>
+                        </w:pPr>
+                        <w:r>
+                          <w:t xml:space="preserve">12</w:t>
+                        </w:r>
+                      </w:p>
+                    </w:tc>
+                    <w:tc>
+                      <w:tcPr/>
+                      <w:p>
+                        <w:pPr>
+                          <w:pStyle w:val="Compact"/>
+                          <w:jc w:val="center"/>
+                          <w:jc w:val="center"/>
+                        </w:pPr>
+                        <w:r>
+                          <w:t xml:space="preserve">0</w:t>
+                        </w:r>
+                      </w:p>
+                    </w:tc>
+                    <w:tc>
+                      <w:tcPr/>
+                      <w:p>
+                        <w:pPr>
+                          <w:pStyle w:val="Compact"/>
+                          <w:jc w:val="left"/>
+                          <w:jc w:val="center"/>
+                        </w:pPr>
+                        <w:r>
+                          <w:t xml:space="preserve">relapse-free</w:t>
+                        </w:r>
+                      </w:p>
+                    </w:tc>
+                  </w:tr>
+                </w:tbl>
+                <w:bookmarkEnd w:id="17"/>
+                <w:p/>
+              </w:tc>
+            </w:tr>
+          </w:tbl>
+          <w:p>
+            <w:pPr>
+              <w:pStyle w:val="BodyText"/>
+            </w:pPr>
+            <w:r>
+              <w:rPr>
+                <w:b/>
+                <w:bCs/>
+              </w:rPr>
+              <w:t xml:space="preserve">Naive approach 1: treat censored patients as event-free.</w:t>
+            </w:r>
+            <w:r>
+              <w:t xml:space="preserve"> </w:t>
+            </w:r>
+            <w:r>
+              <w:t xml:space="preserve">Counting patients B and D as relapse-free gives</w:t>
+            </w:r>
+            <w:r>
+              <w:t xml:space="preserve"> </w:t>
+            </w:r>
+            <m:oMath>
+              <m:r>
+                <m:t>2</m:t>
+              </m:r>
+              <m:r>
+                <m:rPr>
+                  <m:sty m:val="p"/>
+                </m:rPr>
+                <m:t>/</m:t>
+              </m:r>
+              <m:r>
+                <m:t>6</m:t>
+              </m:r>
+              <m:r>
+                <m:rPr>
+                  <m:sty m:val="p"/>
+                </m:rPr>
+                <m:t>≈</m:t>
+              </m:r>
+              <m:r>
+                <m:t>0.333</m:t>
+              </m:r>
+            </m:oMath>
+            <w:r>
+              <w:t xml:space="preserve">.</w:t>
+            </w:r>
+            <w:r>
+              <w:t xml:space="preserve"> </w:t>
+            </w:r>
+            <w:r>
+              <w:t xml:space="preserve">This approach can only</w:t>
+            </w:r>
+            <w:r>
+              <w:t xml:space="preserve"> </w:t>
+            </w:r>
+            <w:r>
+              <w:rPr>
+                <w:i/>
+                <w:iCs/>
+              </w:rPr>
+              <w:t xml:space="preserve">under</w:t>
+            </w:r>
+            <w:r>
+              <w:t xml:space="preserve">estimate the risk,</w:t>
+            </w:r>
+            <w:r>
+              <w:t xml:space="preserve"> </w:t>
+            </w:r>
+            <w:r>
+              <w:t xml:space="preserve">because any relapses that B or D experienced after withdrawal</w:t>
+            </w:r>
+            <w:r>
+              <w:t xml:space="preserve"> </w:t>
+            </w:r>
+            <w:r>
+              <w:t xml:space="preserve">are counted as non-relapses.</w:t>
+            </w:r>
+          </w:p>
+          <w:p>
+            <w:pPr>
+              <w:pStyle w:val="BodyText"/>
+            </w:pPr>
+            <w:r>
+              <w:rPr>
+                <w:b/>
+                <w:bCs/>
+              </w:rPr>
+              <w:t xml:space="preserve">Naive approach 2: drop patients with unknown status.</w:t>
+            </w:r>
+            <w:r>
+              <w:t xml:space="preserve"> </w:t>
+            </w:r>
+            <w:r>
+              <w:t xml:space="preserve">Discarding patients B and D gives</w:t>
+            </w:r>
+            <w:r>
+              <w:t xml:space="preserve"> </w:t>
+            </w:r>
+            <m:oMath>
+              <m:r>
+                <m:t>2</m:t>
+              </m:r>
+              <m:r>
+                <m:rPr>
+                  <m:sty m:val="p"/>
+                </m:rPr>
+                <m:t>/</m:t>
+              </m:r>
+              <m:r>
+                <m:t>4</m:t>
+              </m:r>
+              <m:r>
+                <m:rPr>
+                  <m:sty m:val="p"/>
+                </m:rPr>
+                <m:t>=</m:t>
+              </m:r>
+              <m:r>
+                <m:t>0.5</m:t>
+              </m:r>
+            </m:oMath>
+            <w:r>
+              <w:t xml:space="preserve">.</w:t>
+            </w:r>
+            <w:r>
+              <w:t xml:space="preserve"> </w:t>
+            </w:r>
+            <w:r>
+              <w:t xml:space="preserve">This approach throws away the information that B stayed relapse-free for 5 months</w:t>
+            </w:r>
+            <w:r>
+              <w:t xml:space="preserve"> </w:t>
+            </w:r>
+            <w:r>
+              <w:t xml:space="preserve">and D for 9 months,</w:t>
+            </w:r>
+            <w:r>
+              <w:t xml:space="preserve"> </w:t>
+            </w:r>
+            <w:r>
+              <w:t xml:space="preserve">so in this example it</w:t>
+            </w:r>
+            <w:r>
+              <w:t xml:space="preserve"> </w:t>
+            </w:r>
+            <w:r>
+              <w:rPr>
+                <w:i/>
+                <w:iCs/>
+              </w:rPr>
+              <w:t xml:space="preserve">over</w:t>
+            </w:r>
+            <w:r>
+              <w:t xml:space="preserve">estimates the risk.</w:t>
+            </w:r>
+          </w:p>
+          <w:p>
+            <w:pPr>
+              <w:pStyle w:val="BodyText"/>
+            </w:pPr>
+            <w:r>
+              <w:rPr>
+                <w:b/>
+                <w:bCs/>
+              </w:rPr>
+              <w:t xml:space="preserve">Using the censored observations.</w:t>
+            </w:r>
+            <w:r>
+              <w:t xml:space="preserve"> </w:t>
+            </w:r>
+            <w:r>
+              <w:t xml:space="preserve">The</w:t>
+            </w:r>
+            <w:r>
+              <w:t xml:space="preserve"> </w:t>
+            </w:r>
+            <w:hyperlink r:id="rId18">
+              <w:r>
+                <w:rPr>
+                  <w:rStyle w:val="Hyperlink"/>
+                </w:rPr>
+                <w:t xml:space="preserve">Kaplan-Meier estimator</w:t>
+              </w:r>
+            </w:hyperlink>
+            <w:r>
+              <w:t xml:space="preserve"> </w:t>
+            </w:r>
+            <w:r>
+              <w:t xml:space="preserve">keeps each censored patient in the</w:t>
+            </w:r>
+            <w:r>
+              <w:t xml:space="preserve"> </w:t>
+            </w:r>
+            <w:hyperlink r:id="rId19">
+              <w:r>
+                <w:rPr>
+                  <w:rStyle w:val="Hyperlink"/>
+                </w:rPr>
+                <w:t xml:space="preserve">risk set</w:t>
+              </w:r>
+            </w:hyperlink>
+            <w:r>
+              <w:t xml:space="preserve"> </w:t>
+            </w:r>
+            <w:r>
+              <w:t xml:space="preserve">until their censoring time</w:t>
+            </w:r>
+            <w:r>
+              <w:t xml:space="preserve"> </w:t>
+            </w:r>
+            <w:r>
+              <w:t xml:space="preserve">(Kleinbaum and Klein 2012, chap. 2)</w:t>
+            </w:r>
+            <w:r>
+              <w:t xml:space="preserve">.</w:t>
+            </w:r>
+            <w:r>
+              <w:t xml:space="preserve"> </w:t>
+            </w:r>
+            <w:r>
+              <w:t xml:space="preserve">Relapses occur at 3 months (6 patients at risk)</w:t>
+            </w:r>
+            <w:r>
+              <w:t xml:space="preserve"> </w:t>
+            </w:r>
+            <w:r>
+              <w:t xml:space="preserve">and at 7 months (4 patients at risk: C, D, E, F),</w:t>
+            </w:r>
+            <w:r>
+              <w:t xml:space="preserve"> </w:t>
+            </w:r>
+            <w:r>
+              <w:t xml:space="preserve">so</w:t>
+            </w:r>
+          </w:p>
+          <w:p>
+            <w:pPr>
+              <w:pStyle w:val="BodyText"/>
+            </w:pPr>
+            <m:oMathPara>
+              <m:oMathParaPr>
+                <m:jc m:val="center"/>
+              </m:oMathParaPr>
+              <m:oMath>
+                <m:eqArr>
+                  <m:e>
+                    <m:sSub>
+                      <m:e>
+                        <m:r>
+                          <m:rPr>
+                            <m:sty m:val="p"/>
+                          </m:rPr>
+                          <m:t/>
+                        </m:r>
+                      </m:e>
+                      <m:sub>
+                        <m:r>
+                          <m:rPr>
+                            <m:nor/>
+                            <m:sty m:val="p"/>
+                          </m:rPr>
+                          <m:t>KM</m:t>
+                        </m:r>
+                      </m:sub>
+                    </m:sSub>
+                    <m:r>
+                      <m:t>​</m:t>
+                    </m:r>
+                    <m:d>
+                      <m:dPr>
+                        <m:begChr m:val="("/>
+                        <m:sepChr m:val=""/>
+                        <m:endChr m:val=")"/>
+                        <m:grow/>
+                      </m:dPr>
+                      <m:e>
+                        <m:r>
+                          <m:t>12</m:t>
+                        </m:r>
+                      </m:e>
+                    </m:d>
+                    <m:r>
+                      <m:t>​</m:t>
+                    </m:r>
+                    <m:r>
+                      <m:t>&amp;</m:t>
+                    </m:r>
+                    <m:r>
+                      <m:rPr>
+                        <m:sty m:val="p"/>
+                      </m:rPr>
+                      <m:t>=</m:t>
+                    </m:r>
+                    <m:r>
+                      <m:t>​</m:t>
+                    </m:r>
+                    <m:d>
+                      <m:dPr>
+                        <m:begChr m:val="("/>
+                        <m:sepChr m:val=""/>
+                        <m:endChr m:val=")"/>
+                        <m:grow/>
+                      </m:dPr>
+                      <m:e>
+                        <m:r>
+                          <m:t>1</m:t>
+                        </m:r>
+                        <m:r>
+                          <m:rPr>
+                            <m:sty m:val="p"/>
+                          </m:rPr>
+                          <m:t>−</m:t>
+                        </m:r>
+                        <m:f>
+                          <m:fPr>
+                            <m:type m:val="bar"/>
+                          </m:fPr>
+                          <m:num>
+                            <m:r>
+                              <m:t>1</m:t>
+                            </m:r>
+                          </m:num>
+                          <m:den>
+                            <m:r>
+                              <m:t>6</m:t>
+                            </m:r>
+                          </m:den>
+                        </m:f>
+                      </m:e>
+                    </m:d>
+                    <m:r>
+                      <m:t>​</m:t>
+                    </m:r>
+                    <m:r>
+                      <m:rPr>
+                        <m:sty m:val="p"/>
+                      </m:rPr>
+                      <m:t>⋅</m:t>
+                    </m:r>
+                    <m:r>
+                      <m:t>​</m:t>
+                    </m:r>
+                    <m:d>
+                      <m:dPr>
+                        <m:begChr m:val="("/>
+                        <m:sepChr m:val=""/>
+                        <m:endChr m:val=")"/>
+                        <m:grow/>
+                      </m:dPr>
+                      <m:e>
+                        <m:r>
+                          <m:t>1</m:t>
+                        </m:r>
+                        <m:r>
+                          <m:rPr>
+                            <m:sty m:val="p"/>
+                          </m:rPr>
+                          <m:t>−</m:t>
+                        </m:r>
+                        <m:f>
+                          <m:fPr>
+                            <m:type m:val="bar"/>
+                          </m:fPr>
+                          <m:num>
+                            <m:r>
+                              <m:t>1</m:t>
+                            </m:r>
+                          </m:num>
+                          <m:den>
+                            <m:r>
+                              <m:t>4</m:t>
+                            </m:r>
+                          </m:den>
+                        </m:f>
+                      </m:e>
+                    </m:d>
+                    <m:r>
+                      <m:t>​</m:t>
+                    </m:r>
+                    <m:r>
+                      <m:t>&amp;</m:t>
+                    </m:r>
+                    <m:r>
+                      <m:t>&amp;</m:t>
+                    </m:r>
+                    <m:r>
+                      <m:rPr>
+                        <m:nor/>
+                        <m:sty m:val="p"/>
+                      </m:rPr>
+                      <m:t>(product over the event times 3 and 7)</m:t>
+                    </m:r>
+                  </m:e>
+                  <m:e>
+                    <m:r>
+                      <m:t>&amp;</m:t>
+                    </m:r>
+                    <m:r>
+                      <m:rPr>
+                        <m:sty m:val="p"/>
+                      </m:rPr>
+                      <m:t>=</m:t>
+                    </m:r>
+                    <m:f>
+                      <m:fPr>
+                        <m:type m:val="bar"/>
+                      </m:fPr>
+                      <m:num>
+                        <m:r>
+                          <m:t>5</m:t>
+                        </m:r>
+                      </m:num>
+                      <m:den>
+                        <m:r>
+                          <m:t>6</m:t>
+                        </m:r>
+                      </m:den>
+                    </m:f>
+                    <m:r>
+                      <m:rPr>
+                        <m:sty m:val="p"/>
+                      </m:rPr>
+                      <m:t>⋅</m:t>
+                    </m:r>
+                    <m:f>
+                      <m:fPr>
+                        <m:type m:val="bar"/>
+                      </m:fPr>
+                      <m:num>
+                        <m:r>
+                          <m:t>3</m:t>
+                        </m:r>
+                      </m:num>
+                      <m:den>
+                        <m:r>
+                          <m:t>4</m:t>
+                        </m:r>
+                      </m:den>
+                    </m:f>
+                    <m:r>
+                      <m:t>&amp;</m:t>
+                    </m:r>
+                    <m:r>
+                      <m:t>&amp;</m:t>
+                    </m:r>
+                    <m:r>
+                      <m:rPr>
+                        <m:nor/>
+                        <m:sty m:val="p"/>
+                      </m:rPr>
+                      <m:t>(subtract inside each factor)</m:t>
+                    </m:r>
+                  </m:e>
+                  <m:e>
+                    <m:r>
+                      <m:t>&amp;</m:t>
+                    </m:r>
+                    <m:r>
+                      <m:rPr>
+                        <m:sty m:val="p"/>
+                      </m:rPr>
+                      <m:t>=</m:t>
+                    </m:r>
+                    <m:f>
+                      <m:fPr>
+                        <m:type m:val="bar"/>
+                      </m:fPr>
+                      <m:num>
+                        <m:r>
+                          <m:t>15</m:t>
+                        </m:r>
+                      </m:num>
+                      <m:den>
+                        <m:r>
+                          <m:t>24</m:t>
+                        </m:r>
+                      </m:den>
+                    </m:f>
+                    <m:r>
+                      <m:t>&amp;</m:t>
+                    </m:r>
+                    <m:r>
+                      <m:t>&amp;</m:t>
+                    </m:r>
+                    <m:r>
+                      <m:rPr>
+                        <m:nor/>
+                        <m:sty m:val="p"/>
+                      </m:rPr>
+                      <m:t>(multiply numerators and denominators)</m:t>
+                    </m:r>
+                  </m:e>
+                  <m:e>
+                    <m:r>
+                      <m:t>&amp;</m:t>
+                    </m:r>
+                    <m:r>
+                      <m:rPr>
+                        <m:sty m:val="p"/>
+                      </m:rPr>
+                      <m:t>=</m:t>
+                    </m:r>
+                    <m:r>
+                      <m:t>0.625</m:t>
+                    </m:r>
+                    <m:r>
+                      <m:t>&amp;</m:t>
+                    </m:r>
+                    <m:r>
+                      <m:t>&amp;</m:t>
+                    </m:r>
+                    <m:r>
+                      <m:rPr>
+                        <m:nor/>
+                        <m:sty m:val="p"/>
+                      </m:rPr>
+                      <m:t>(divide)</m:t>
+                    </m:r>
+                  </m:e>
+                </m:eqArr>
+              </m:oMath>
+            </m:oMathPara>
+          </w:p>
+          <w:p>
+            <w:pPr>
+              <w:pStyle w:val="FirstParagraph"/>
+            </w:pPr>
+            <w:r>
+              <w:t xml:space="preserve">and the estimated 12-month risk is</w:t>
+            </w:r>
+            <w:r>
+              <w:t xml:space="preserve"> </w:t>
+            </w:r>
+            <m:oMath>
+              <m:r>
+                <m:t>1</m:t>
+              </m:r>
+              <m:r>
+                <m:rPr>
+                  <m:sty m:val="p"/>
+                </m:rPr>
+                <m:t>−</m:t>
+              </m:r>
+              <m:r>
+                <m:t>0.625</m:t>
+              </m:r>
+              <m:r>
+                <m:rPr>
+                  <m:sty m:val="p"/>
+                </m:rPr>
+                <m:t>=</m:t>
+              </m:r>
+              <m:r>
+                <m:t>0.375</m:t>
+              </m:r>
+            </m:oMath>
+            <w:r>
+              <w:t xml:space="preserve">.</w:t>
+            </w:r>
+            <w:r>
+              <w:t xml:space="preserve"> </w:t>
+            </w:r>
+            <w:r>
+              <w:t xml:space="preserve">That estimate lies between the two naive estimates,</w:t>
+            </w:r>
+            <w:r>
+              <w:t xml:space="preserve"> </w:t>
+            </w:r>
+            <w:r>
+              <w:t xml:space="preserve">and it is valid under</w:t>
+            </w:r>
+            <w:r>
+              <w:t xml:space="preserve"> </w:t>
+            </w:r>
+            <w:hyperlink r:id="rId20">
+              <w:r>
+                <w:rPr>
+                  <w:rStyle w:val="Hyperlink"/>
+                </w:rPr>
+                <w:t xml:space="preserve">non-informative censoring</w:t>
+              </w:r>
+            </w:hyperlink>
+            <w:r>
+              <w:t xml:space="preserve"> </w:t>
+            </w:r>
+            <w:r>
+              <w:t xml:space="preserve">(Kleinbaum and Klein 2012, chap. 1)</w:t>
+            </w:r>
+            <w:r>
+              <w:t xml:space="preserve">.</w:t>
+            </w:r>
+          </w:p>
+          <w:bookmarkEnd w:id="21"/>
+          <w:p/>
+        </w:tc>
+      </w:tr>
+    </w:tbl>
+    <w:bookmarkEnd w:id="22"/>
+    <w:bookmarkStart w:id="42" w:name="module-roadmap"/>
+    <w:p>
+      <w:pPr>
+        <w:pStyle w:val="Heading1"/>
+      </w:pPr>
+      <w:r>
+        <w:t xml:space="preserve">2. Module roadmap</w:t>
+      </w:r>
+    </w:p>
+    <w:p>
+      <w:pPr>
+        <w:pStyle w:val="FirstParagraph"/>
+      </w:pPr>
+      <w:r>
+        <w:t xml:space="preserve">This module has three chapters.</w:t>
+      </w:r>
+    </w:p>
+    <w:p>
+      <w:pPr>
+        <w:numPr>
+          <w:ilvl w:val="0"/>
+          <w:numId w:val="1001"/>
+        </w:numPr>
+      </w:pPr>
+      <w:hyperlink r:id="rId23">
+        <w:r>
+          <w:rPr>
+            <w:rStyle w:val="Hyperlink"/>
+          </w:rPr>
+          <w:t xml:space="preserve">Introduction to Survival Analysis</w:t>
+        </w:r>
+      </w:hyperlink>
+      <w:r>
+        <w:t xml:space="preserve"> </w:t>
+      </w:r>
+      <w:r>
+        <w:t xml:space="preserve">defines the basic quantities for time-to-event data:</w:t>
+      </w:r>
+      <w:r>
+        <w:t xml:space="preserve"> </w:t>
+      </w:r>
+      <w:hyperlink r:id="rId13">
+        <w:r>
+          <w:rPr>
+            <w:rStyle w:val="Hyperlink"/>
+          </w:rPr>
+          <w:t xml:space="preserve">right censoring</w:t>
+        </w:r>
+      </w:hyperlink>
+      <w:r>
+        <w:t xml:space="preserve">,</w:t>
+      </w:r>
+      <w:r>
+        <w:t xml:space="preserve"> </w:t>
+      </w:r>
+      <w:r>
+        <w:t xml:space="preserve">the</w:t>
+      </w:r>
+      <w:r>
+        <w:t xml:space="preserve"> </w:t>
+      </w:r>
+      <w:hyperlink r:id="rId16">
+        <w:r>
+          <w:rPr>
+            <w:rStyle w:val="Hyperlink"/>
+          </w:rPr>
+          <w:t xml:space="preserve">survival function</w:t>
+        </w:r>
+      </w:hyperlink>
+      <w:r>
+        <w:t xml:space="preserve">,</w:t>
+      </w:r>
+      <w:r>
+        <w:t xml:space="preserve"> </w:t>
+      </w:r>
+      <w:r>
+        <w:t xml:space="preserve">the</w:t>
+      </w:r>
+      <w:r>
+        <w:t xml:space="preserve"> </w:t>
+      </w:r>
+      <w:hyperlink r:id="rId24">
+        <w:r>
+          <w:rPr>
+            <w:rStyle w:val="Hyperlink"/>
+          </w:rPr>
+          <w:t xml:space="preserve">hazard function</w:t>
+        </w:r>
+      </w:hyperlink>
+      <w:r>
+        <w:t xml:space="preserve">,</w:t>
+      </w:r>
+      <w:r>
+        <w:t xml:space="preserve"> </w:t>
+      </w:r>
+      <w:r>
+        <w:t xml:space="preserve">and the</w:t>
+      </w:r>
+      <w:r>
+        <w:t xml:space="preserve"> </w:t>
+      </w:r>
+      <w:hyperlink r:id="rId25">
+        <w:r>
+          <w:rPr>
+            <w:rStyle w:val="Hyperlink"/>
+          </w:rPr>
+          <w:t xml:space="preserve">cumulative hazard</w:t>
+        </w:r>
+      </w:hyperlink>
+      <w:r>
+        <w:t xml:space="preserve">.</w:t>
+      </w:r>
+      <w:r>
+        <w:t xml:space="preserve"> </w:t>
+      </w:r>
+      <w:r>
+        <w:t xml:space="preserve">It then covers nonparametric methods:</w:t>
+      </w:r>
+      <w:r>
+        <w:t xml:space="preserve"> </w:t>
+      </w:r>
+      <w:r>
+        <w:t xml:space="preserve">the</w:t>
+      </w:r>
+      <w:r>
+        <w:t xml:space="preserve"> </w:t>
+      </w:r>
+      <w:hyperlink r:id="rId18">
+        <w:r>
+          <w:rPr>
+            <w:rStyle w:val="Hyperlink"/>
+          </w:rPr>
+          <w:t xml:space="preserve">Kaplan-Meier estimator</w:t>
+        </w:r>
+      </w:hyperlink>
+      <w:r>
+        <w:t xml:space="preserve">,</w:t>
+      </w:r>
+      <w:r>
+        <w:t xml:space="preserve"> </w:t>
+      </w:r>
+      <w:r>
+        <w:t xml:space="preserve">the</w:t>
+      </w:r>
+      <w:r>
+        <w:t xml:space="preserve"> </w:t>
+      </w:r>
+      <w:hyperlink r:id="rId26">
+        <w:r>
+          <w:rPr>
+            <w:rStyle w:val="Hyperlink"/>
+          </w:rPr>
+          <w:t xml:space="preserve">log-rank test</w:t>
+        </w:r>
+      </w:hyperlink>
+      <w:r>
+        <w:t xml:space="preserve">,</w:t>
+      </w:r>
+      <w:r>
+        <w:t xml:space="preserve"> </w:t>
+      </w:r>
+      <w:r>
+        <w:t xml:space="preserve">and the</w:t>
+      </w:r>
+      <w:r>
+        <w:t xml:space="preserve"> </w:t>
+      </w:r>
+      <w:hyperlink r:id="rId27">
+        <w:r>
+          <w:rPr>
+            <w:rStyle w:val="Hyperlink"/>
+          </w:rPr>
+          <w:t xml:space="preserve">Nelson-Aalen estimator</w:t>
+        </w:r>
+      </w:hyperlink>
+      <w:r>
+        <w:t xml:space="preserve">.</w:t>
+      </w:r>
+    </w:p>
+    <w:p>
+      <w:pPr>
+        <w:numPr>
+          <w:ilvl w:val="0"/>
+          <w:numId w:val="1001"/>
+        </w:numPr>
+      </w:pPr>
+      <w:hyperlink r:id="rId28">
+        <w:r>
+          <w:rPr>
+            <w:rStyle w:val="Hyperlink"/>
+          </w:rPr>
+          <w:t xml:space="preserve">Proportional Hazards Models</w:t>
+        </w:r>
+      </w:hyperlink>
+      <w:r>
+        <w:t xml:space="preserve"> </w:t>
+      </w:r>
+      <w:r>
+        <w:t xml:space="preserve">introduces the</w:t>
+      </w:r>
+      <w:r>
+        <w:t xml:space="preserve"> </w:t>
+      </w:r>
+      <w:hyperlink r:id="rId29">
+        <w:r>
+          <w:rPr>
+            <w:rStyle w:val="Hyperlink"/>
+          </w:rPr>
+          <w:t xml:space="preserve">Cox proportional hazards model</w:t>
+        </w:r>
+      </w:hyperlink>
+      <w:r>
+        <w:t xml:space="preserve">,</w:t>
+      </w:r>
+      <w:r>
+        <w:t xml:space="preserve"> </w:t>
+      </w:r>
+      <w:r>
+        <w:t xml:space="preserve">which relates</w:t>
+      </w:r>
+      <w:r>
+        <w:t xml:space="preserve"> </w:t>
+      </w:r>
+      <w:hyperlink r:id="rId30">
+        <w:r>
+          <w:rPr>
+            <w:rStyle w:val="Hyperlink"/>
+          </w:rPr>
+          <w:t xml:space="preserve">covariates</w:t>
+        </w:r>
+      </w:hyperlink>
+      <w:r>
+        <w:t xml:space="preserve"> </w:t>
+      </w:r>
+      <w:r>
+        <w:t xml:space="preserve">to a</w:t>
+      </w:r>
+      <w:r>
+        <w:t xml:space="preserve"> </w:t>
+      </w:r>
+      <w:hyperlink r:id="rId31">
+        <w:r>
+          <w:rPr>
+            <w:rStyle w:val="Hyperlink"/>
+          </w:rPr>
+          <w:t xml:space="preserve">baseline hazard</w:t>
+        </w:r>
+      </w:hyperlink>
+      <w:r>
+        <w:t xml:space="preserve"> </w:t>
+      </w:r>
+      <w:r>
+        <w:t xml:space="preserve">through</w:t>
+      </w:r>
+      <w:r>
+        <w:t xml:space="preserve"> </w:t>
+      </w:r>
+      <w:hyperlink r:id="rId32">
+        <w:r>
+          <w:rPr>
+            <w:rStyle w:val="Hyperlink"/>
+          </w:rPr>
+          <w:t xml:space="preserve">hazard ratios</w:t>
+        </w:r>
+      </w:hyperlink>
+      <w:r>
+        <w:t xml:space="preserve">,</w:t>
+      </w:r>
+      <w:r>
+        <w:t xml:space="preserve"> </w:t>
+      </w:r>
+      <w:r>
+        <w:t xml:space="preserve">and estimates its coefficients using the</w:t>
+      </w:r>
+      <w:r>
+        <w:t xml:space="preserve"> </w:t>
+      </w:r>
+      <w:hyperlink r:id="rId33">
+        <w:r>
+          <w:rPr>
+            <w:rStyle w:val="Hyperlink"/>
+          </w:rPr>
+          <w:t xml:space="preserve">partial likelihood</w:t>
+        </w:r>
+      </w:hyperlink>
+      <w:r>
+        <w:t xml:space="preserve">.</w:t>
+      </w:r>
+      <w:r>
+        <w:t xml:space="preserve"> </w:t>
+      </w:r>
+      <w:r>
+        <w:t xml:space="preserve">It also introduces</w:t>
+      </w:r>
+      <w:r>
+        <w:t xml:space="preserve"> </w:t>
+      </w:r>
+      <w:hyperlink r:id="rId34">
+        <w:r>
+          <w:rPr>
+            <w:rStyle w:val="Hyperlink"/>
+          </w:rPr>
+          <w:t xml:space="preserve">competing risks</w:t>
+        </w:r>
+      </w:hyperlink>
+      <w:r>
+        <w:t xml:space="preserve">.</w:t>
+      </w:r>
+    </w:p>
+    <w:p>
+      <w:pPr>
+        <w:numPr>
+          <w:ilvl w:val="0"/>
+          <w:numId w:val="1001"/>
+        </w:numPr>
+      </w:pPr>
+      <w:hyperlink r:id="rId35">
+        <w:r>
+          <w:rPr>
+            <w:rStyle w:val="Hyperlink"/>
+          </w:rPr>
+          <w:t xml:space="preserve">Parametric Survival Models</w:t>
+        </w:r>
+      </w:hyperlink>
+      <w:r>
+        <w:t xml:space="preserve"> </w:t>
+      </w:r>
+      <w:r>
+        <w:t xml:space="preserve">assumes a specific distributional family for the event times,</w:t>
+      </w:r>
+      <w:r>
+        <w:t xml:space="preserve"> </w:t>
+      </w:r>
+      <w:r>
+        <w:t xml:space="preserve">such as the</w:t>
+      </w:r>
+      <w:r>
+        <w:t xml:space="preserve"> </w:t>
+      </w:r>
+      <w:hyperlink r:id="rId36">
+        <w:r>
+          <w:rPr>
+            <w:rStyle w:val="Hyperlink"/>
+          </w:rPr>
+          <w:t xml:space="preserve">exponential regression model</w:t>
+        </w:r>
+      </w:hyperlink>
+      <w:r>
+        <w:t xml:space="preserve"> </w:t>
+      </w:r>
+      <w:r>
+        <w:t xml:space="preserve">and the</w:t>
+      </w:r>
+      <w:r>
+        <w:t xml:space="preserve"> </w:t>
+      </w:r>
+      <w:hyperlink r:id="rId37">
+        <w:r>
+          <w:rPr>
+            <w:rStyle w:val="Hyperlink"/>
+          </w:rPr>
+          <w:t xml:space="preserve">Weibull distribution</w:t>
+        </w:r>
+      </w:hyperlink>
+      <w:r>
+        <w:t xml:space="preserve">,</w:t>
+      </w:r>
+      <w:r>
+        <w:t xml:space="preserve"> </w:t>
+      </w:r>
+      <w:r>
+        <w:t xml:space="preserve">and introduces</w:t>
+      </w:r>
+      <w:r>
+        <w:t xml:space="preserve"> </w:t>
+      </w:r>
+      <w:hyperlink r:id="rId38">
+        <w:r>
+          <w:rPr>
+            <w:rStyle w:val="Hyperlink"/>
+          </w:rPr>
+          <w:t xml:space="preserve">accelerated failure time models</w:t>
+        </w:r>
+      </w:hyperlink>
+      <w:r>
+        <w:t xml:space="preserve">.</w:t>
+      </w:r>
+    </w:p>
+    <w:bookmarkStart w:id="41" w:name="refs"/>
+    <w:bookmarkStart w:id="40" w:name="ref-kleinbaum2012survival"/>
+    <w:p>
+      <w:pPr>
+        <w:pStyle w:val="Bibliography"/>
+      </w:pPr>
+      <w:r>
+        <w:t xml:space="preserve">Kleinbaum, David G, and Mitchel Klein. 2012.</w:t>
+      </w:r>
+      <w:r>
+        <w:t xml:space="preserve"> </w:t>
+      </w:r>
+      <w:r>
+        <w:rPr>
+          <w:i/>
+          <w:iCs/>
+        </w:rPr>
+        <w:t xml:space="preserve">Survival Analysis: A Self-Learning Text</w:t>
+      </w:r>
+      <w:r>
+        <w:t xml:space="preserve">. 3rd ed. Springer.</w:t>
+      </w:r>
+      <w:r>
+        <w:t xml:space="preserve"> </w:t>
+      </w:r>
+      <w:hyperlink r:id="rId39">
+        <w:r>
+          <w:rPr>
+            <w:rStyle w:val="Hyperlink"/>
+          </w:rPr>
+          <w:t xml:space="preserve">https://link.springer.com/book/10.1007/978-1-4419-6646-9</w:t>
+        </w:r>
+      </w:hyperlink>
+      <w:r>
+        <w:t xml:space="preserve">.</w:t>
+      </w:r>
+    </w:p>
+    <w:bookmarkEnd w:id="40"/>
+    <w:bookmarkEnd w:id="41"/>
+    <w:bookmarkEnd w:id="42"/>
     <w:sectPr>
       <w:footnotePr>
         <w:numRestart w:val="eachSect"/>
@@ -466,8 +3400,123 @@
       </w:pPr>
     </w:lvl>
   </w:abstractNum>
+  <w:abstractNum w:abstractNumId="99411">
+    <w:nsid w:val="00A99411"/>
+    <w:multiLevelType w:val="multilevel"/>
+    <w:lvl w:ilvl="0">
+      <w:start w:val="1"/>
+      <w:numFmt w:val="decimal"/>
+      <w:lvlText w:val="%1."/>
+      <w:lvlJc w:val="left"/>
+      <w:pPr>
+        <w:ind w:left="720" w:hanging="360"/>
+      </w:pPr>
+    </w:lvl>
+    <w:lvl w:ilvl="1">
+      <w:start w:val="1"/>
+      <w:numFmt w:val="decimal"/>
+      <w:lvlText w:val="%2."/>
+      <w:lvlJc w:val="left"/>
+      <w:pPr>
+        <w:ind w:left="1440" w:hanging="360"/>
+      </w:pPr>
+    </w:lvl>
+    <w:lvl w:ilvl="2">
+      <w:start w:val="1"/>
+      <w:numFmt w:val="decimal"/>
+      <w:lvlText w:val="%3."/>
+      <w:lvlJc w:val="left"/>
+      <w:pPr>
+        <w:ind w:left="2160" w:hanging="360"/>
+      </w:pPr>
+    </w:lvl>
+    <w:lvl w:ilvl="3">
+      <w:start w:val="1"/>
+      <w:numFmt w:val="decimal"/>
+      <w:lvlText w:val="%4."/>
+      <w:lvlJc w:val="left"/>
+      <w:pPr>
+        <w:ind w:left="2880" w:hanging="360"/>
+      </w:pPr>
+    </w:lvl>
+    <w:lvl w:ilvl="4">
+      <w:start w:val="1"/>
+      <w:numFmt w:val="decimal"/>
+      <w:lvlText w:val="%5."/>
+      <w:lvlJc w:val="left"/>
+      <w:pPr>
+        <w:ind w:left="3600" w:hanging="360"/>
+      </w:pPr>
+    </w:lvl>
+    <w:lvl w:ilvl="5">
+      <w:start w:val="1"/>
+      <w:numFmt w:val="decimal"/>
+      <w:lvlText w:val="%6."/>
+      <w:lvlJc w:val="left"/>
+      <w:pPr>
+        <w:ind w:left="4320" w:hanging="360"/>
+      </w:pPr>
+    </w:lvl>
+    <w:lvl w:ilvl="6">
+      <w:start w:val="1"/>
+      <w:numFmt w:val="decimal"/>
+      <w:lvlText w:val="%7."/>
+      <w:lvlJc w:val="left"/>
+      <w:pPr>
+        <w:ind w:left="5040" w:hanging="360"/>
+      </w:pPr>
+    </w:lvl>
+    <w:lvl w:ilvl="7">
+      <w:start w:val="1"/>
+      <w:numFmt w:val="decimal"/>
+      <w:lvlText w:val="%8."/>
+      <w:lvlJc w:val="left"/>
+      <w:pPr>
+        <w:ind w:left="5760" w:hanging="360"/>
+      </w:pPr>
+    </w:lvl>
+    <w:lvl w:ilvl="8">
+      <w:start w:val="1"/>
+      <w:numFmt w:val="decimal"/>
+      <w:lvlText w:val="%9."/>
+      <w:lvlJc w:val="left"/>
+      <w:pPr>
+        <w:ind w:left="6480" w:hanging="360"/>
+      </w:pPr>
+    </w:lvl>
+  </w:abstractNum>
   <w:num w:numId="1000">
     <w:abstractNumId w:val="990"/>
+  </w:num>
+  <w:num w:numId="1001">
+    <w:abstractNumId w:val="99411"/>
+    <w:lvlOverride w:ilvl="0">
+      <w:startOverride w:val="1"/>
+    </w:lvlOverride>
+    <w:lvlOverride w:ilvl="1">
+      <w:startOverride w:val="1"/>
+    </w:lvlOverride>
+    <w:lvlOverride w:ilvl="2">
+      <w:startOverride w:val="1"/>
+    </w:lvlOverride>
+    <w:lvlOverride w:ilvl="3">
+      <w:startOverride w:val="1"/>
+    </w:lvlOverride>
+    <w:lvlOverride w:ilvl="4">
+      <w:startOverride w:val="1"/>
+    </w:lvlOverride>
+    <w:lvlOverride w:ilvl="5">
+      <w:startOverride w:val="1"/>
+    </w:lvlOverride>
+    <w:lvlOverride w:ilvl="6">
+      <w:startOverride w:val="1"/>
+    </w:lvlOverride>
+    <w:lvlOverride w:ilvl="7">
+      <w:startOverride w:val="1"/>
+    </w:lvlOverride>
+    <w:lvlOverride w:ilvl="8">
+      <w:startOverride w:val="1"/>
+    </w:lvlOverride>
   </w:num>
 </w:numbering>
 </file>

--- a/chapters/time-to-event-models-handout.docx
+++ b/chapters/time-to-event-models-handout.docx
@@ -2437,7 +2437,7 @@
               <w:t xml:space="preserve"> </w:t>
             </w:r>
             <w:r>
-              <w:t xml:space="preserve">(Kleinbaum and Klein 2012, chap. 2)</w:t>
+              <w:t xml:space="preserve">[1, Ch. 2]</w:t>
             </w:r>
             <w:r>
               <w:t xml:space="preserve">.</w:t>
@@ -2812,7 +2812,7 @@
               <w:t xml:space="preserve"> </w:t>
             </w:r>
             <w:r>
-              <w:t xml:space="preserve">(Kleinbaum and Klein 2012, chap. 1)</w:t>
+              <w:t xml:space="preserve">[1, Ch. 1]</w:t>
             </w:r>
             <w:r>
               <w:t xml:space="preserve">.</w:t>
@@ -3219,7 +3219,16 @@
         <w:pStyle w:val="Bibliography"/>
       </w:pPr>
       <w:r>
-        <w:t xml:space="preserve">Kleinbaum, David G, and Mitchel Klein. 2012.</w:t>
+        <w:t xml:space="preserve">[1]</w:t>
+      </w:r>
+      <w:r>
+        <w:t xml:space="preserve"> </w:t>
+      </w:r>
+      <w:r>
+        <w:t xml:space="preserve">	</w:t>
+      </w:r>
+      <w:r>
+        <w:t xml:space="preserve">D. G. Kleinbaum and M. Klein,</w:t>
       </w:r>
       <w:r>
         <w:t xml:space="preserve"> </w:t>
@@ -3229,10 +3238,10 @@
           <w:i/>
           <w:iCs/>
         </w:rPr>
-        <w:t xml:space="preserve">Survival Analysis: A Self-Learning Text</w:t>
-      </w:r>
-      <w:r>
-        <w:t xml:space="preserve">. 3rd ed. Springer.</w:t>
+        <w:t xml:space="preserve">Survival analysis: A self-learning text</w:t>
+      </w:r>
+      <w:r>
+        <w:t xml:space="preserve">, 3rd ed. Springer, 2012. Available:</w:t>
       </w:r>
       <w:r>
         <w:t xml:space="preserve"> </w:t>
@@ -3245,9 +3254,6 @@
           <w:t xml:space="preserve">https://link.springer.com/book/10.1007/978-1-4419-6646-9</w:t>
         </w:r>
       </w:hyperlink>
-      <w:r>
-        <w:t xml:space="preserve">.</w:t>
-      </w:r>
     </w:p>
     <w:bookmarkEnd w:id="40"/>
     <w:bookmarkEnd w:id="41"/>

--- a/chapters/time-to-event-models-handout.docx
+++ b/chapters/time-to-event-models-handout.docx
@@ -1594,29 +1594,27 @@
     <w:tbl>
       <w:tblPr>
         <w:tblStyle w:val="Table"/>
-        <w:tblLook w:firstRow="0" w:lastRow="0" w:firstColumn="0" w:lastColumn="0" w:noHBand="0" w:noVBand="0" w:val="0000"/>
+        <w:tblInd w:w="164" w:type="dxa"/>
         <w:tblBorders>
-          <w:top w:val="single" w:sz="4" w:space="0" w:color="909090"/>
           <w:left w:val="single" w:sz="24" w:space="0" w:color="909090"/>
-          <w:bottom w:val="single" w:sz="4" w:space="0" w:color="909090"/>
-          <w:right w:val="single" w:sz="4" w:space="0" w:color="909090"/>
         </w:tblBorders>
         <w:tblCellMar>
-          <w:left w:w="144" w:type="dxa"/>
-          <w:right w:w="144" w:type="dxa"/>
+          <w:left w:w="0" w:type="dxa"/>
+          <w:right w:w="0" w:type="dxa"/>
         </w:tblCellMar>
         <w:tblLook w:firstRow="0" w:lastRow="0" w:firstColumn="0" w:lastColumn="0" w:noHBand="0" w:noVBand="0" w:val="0000"/>
       </w:tblPr>
+      <w:tblGrid>
+        <w:gridCol w:w="7920"/>
+      </w:tblGrid>
       <w:tr>
         <w:trPr>
           <w:cantSplit/>
         </w:trPr>
         <w:tc>
           <w:tcPr>
-            <w:shd w:color="auto" w:fill="e6e6e6" w:val="clear"/>
             <w:tcMar>
-              <w:top w:w="92" w:type="dxa"/>
-              <w:bottom w:w="92" w:type="dxa"/>
+              <w:left w:w="144" w:type="dxa"/>
             </w:tcMar>
           </w:tcPr>
           <w:p>
@@ -1624,25 +1622,9 @@
               <w:pStyle w:val="FirstParagraph"/>
             </w:pPr>
             <w:pPr>
-              <w:spacing w:before="16" w:after="16"/>
+              <w:spacing w:before="16" w:after="64"/>
             </w:pPr>
-            <w:r>
-              <w:t xml:space="preserve">Exm</w:t>
-            </w:r>
           </w:p>
-        </w:tc>
-      </w:tr>
-      <w:tr>
-        <w:trPr>
-          <w:cantSplit/>
-        </w:trPr>
-        <w:tc>
-          <w:tcPr>
-            <w:tcMar>
-              <w:top w:w="108" w:type="dxa"/>
-              <w:bottom w:w="108" w:type="dxa"/>
-            </w:tcMar>
-          </w:tcPr>
           <w:bookmarkStart w:id="21" w:name="exm-tte-overview-censoring-bias"/>
           <w:p>
             <w:pPr>
@@ -1802,427 +1784,464 @@
           <w:tbl>
             <w:tblPr>
               <w:tblStyle w:val="Table"/>
-              <w:tblW w:type="pct" w:w="5000"/>
-              <w:tblLayout w:type="fixed"/>
+              <w:tblInd w:w="164" w:type="dxa"/>
+              <w:tblBorders>
+                <w:left w:val="single" w:sz="24" w:space="0" w:color="909090"/>
+              </w:tblBorders>
+              <w:tblCellMar>
+                <w:left w:w="0" w:type="dxa"/>
+                <w:right w:w="0" w:type="dxa"/>
+              </w:tblCellMar>
               <w:tblLook w:firstRow="0" w:lastRow="0" w:firstColumn="0" w:lastColumn="0" w:noHBand="0" w:noVBand="0" w:val="0000"/>
             </w:tblPr>
             <w:tblGrid>
               <w:gridCol w:w="7920"/>
             </w:tblGrid>
             <w:tr>
+              <w:trPr>
+                <w:cantSplit/>
+              </w:trPr>
               <w:tc>
-                <w:tcPr/>
-                <w:bookmarkStart w:id="17" w:name="tbl-tte-overview-patients"/>
+                <w:tcPr>
+                  <w:tcMar>
+                    <w:left w:w="144" w:type="dxa"/>
+                  </w:tcMar>
+                </w:tcPr>
                 <w:p>
                   <w:pPr>
-                    <w:jc w:val="center"/>
+                    <w:pStyle w:val="BodyText"/>
                   </w:pPr>
                   <w:pPr>
-                    <w:jc w:val="left"/>
-                    <w:spacing w:before="200"/>
-                    <w:pStyle w:val="ImageCaption"/>
+                    <w:spacing w:before="16" w:after="64"/>
                   </w:pPr>
-                  <w:r>
-                    <w:t xml:space="preserve">Table 1: Hypothetical follow-up data for six patients</w:t>
-                  </w:r>
                 </w:p>
                 <w:tbl>
                   <w:tblPr>
                     <w:tblStyle w:val="Table"/>
                     <w:tblW w:type="pct" w:w="5000"/>
                     <w:tblLayout w:type="fixed"/>
-                    <w:tblLook w:firstRow="1" w:lastRow="0" w:firstColumn="0" w:lastColumn="0" w:noHBand="0" w:noVBand="0" w:val="0020"/>
+                    <w:tblLook w:firstRow="0" w:lastRow="0" w:firstColumn="0" w:lastColumn="0" w:noHBand="0" w:noVBand="0" w:val="0000"/>
                   </w:tblPr>
                   <w:tblGrid>
-                    <w:gridCol w:w="891"/>
-                    <w:gridCol w:w="2475"/>
-                    <w:gridCol w:w="1683"/>
-                    <w:gridCol w:w="2871"/>
+                    <w:gridCol w:w="7920"/>
                   </w:tblGrid>
-                  <w:tr>
-                    <w:trPr>
-                      <w:tblHeader w:val="on"/>
-                    </w:trPr>
-                    <w:tc>
-                      <w:tcPr/>
-                      <w:p>
-                        <w:pPr>
-                          <w:pStyle w:val="Compact"/>
-                          <w:jc w:val="center"/>
-                          <w:jc w:val="center"/>
-                        </w:pPr>
-                        <w:r>
-                          <w:t xml:space="preserve">Patient</w:t>
-                        </w:r>
-                      </w:p>
-                    </w:tc>
-                    <w:tc>
-                      <w:tcPr/>
-                      <w:p>
-                        <w:pPr>
-                          <w:pStyle w:val="Compact"/>
-                          <w:jc w:val="center"/>
-                          <w:jc w:val="center"/>
-                        </w:pPr>
-                        <w:r>
-                          <w:t xml:space="preserve">Follow-up time (months)</w:t>
-                        </w:r>
-                      </w:p>
-                    </w:tc>
-                    <w:tc>
-                      <w:tcPr/>
-                      <w:p>
-                        <w:pPr>
-                          <w:pStyle w:val="Compact"/>
-                          <w:jc w:val="center"/>
-                          <w:jc w:val="center"/>
-                        </w:pPr>
-                        <w:r>
-                          <w:t xml:space="preserve">Event indicator</w:t>
-                        </w:r>
-                      </w:p>
-                    </w:tc>
-                    <w:tc>
-                      <w:tcPr/>
-                      <w:p>
-                        <w:pPr>
-                          <w:pStyle w:val="Compact"/>
-                          <w:jc w:val="left"/>
-                          <w:jc w:val="center"/>
-                        </w:pPr>
-                        <w:r>
-                          <w:t xml:space="preserve">Relapse status at 12 months</w:t>
-                        </w:r>
-                      </w:p>
-                    </w:tc>
-                  </w:tr>
                   <w:tr>
                     <w:tc>
                       <w:tcPr/>
+                      <w:bookmarkStart w:id="17" w:name="tbl-tte-overview-patients"/>
                       <w:p>
                         <w:pPr>
-                          <w:pStyle w:val="Compact"/>
-                          <w:jc w:val="center"/>
                           <w:jc w:val="center"/>
                         </w:pPr>
+                        <w:pPr>
+                          <w:jc w:val="left"/>
+                          <w:spacing w:before="200"/>
+                          <w:pStyle w:val="ImageCaption"/>
+                        </w:pPr>
                         <w:r>
-                          <w:t xml:space="preserve">A</w:t>
+                          <w:t xml:space="preserve">Table 1: Hypothetical follow-up data for six patients</w:t>
                         </w:r>
                       </w:p>
-                    </w:tc>
-                    <w:tc>
-                      <w:tcPr/>
-                      <w:p>
-                        <w:pPr>
-                          <w:pStyle w:val="Compact"/>
-                          <w:jc w:val="center"/>
-                          <w:jc w:val="center"/>
-                        </w:pPr>
-                        <w:r>
-                          <w:t xml:space="preserve">3</w:t>
-                        </w:r>
-                      </w:p>
-                    </w:tc>
-                    <w:tc>
-                      <w:tcPr/>
-                      <w:p>
-                        <w:pPr>
-                          <w:pStyle w:val="Compact"/>
-                          <w:jc w:val="center"/>
-                          <w:jc w:val="center"/>
-                        </w:pPr>
-                        <w:r>
-                          <w:t xml:space="preserve">1</w:t>
-                        </w:r>
-                      </w:p>
-                    </w:tc>
-                    <w:tc>
-                      <w:tcPr/>
-                      <w:p>
-                        <w:pPr>
-                          <w:pStyle w:val="Compact"/>
-                          <w:jc w:val="left"/>
-                          <w:jc w:val="center"/>
-                        </w:pPr>
-                        <w:r>
-                          <w:t xml:space="preserve">relapsed</w:t>
-                        </w:r>
-                      </w:p>
-                    </w:tc>
-                  </w:tr>
-                  <w:tr>
-                    <w:tc>
-                      <w:tcPr/>
-                      <w:p>
-                        <w:pPr>
-                          <w:pStyle w:val="Compact"/>
-                          <w:jc w:val="center"/>
-                          <w:jc w:val="center"/>
-                        </w:pPr>
-                        <w:r>
-                          <w:t xml:space="preserve">B</w:t>
-                        </w:r>
-                      </w:p>
-                    </w:tc>
-                    <w:tc>
-                      <w:tcPr/>
-                      <w:p>
-                        <w:pPr>
-                          <w:pStyle w:val="Compact"/>
-                          <w:jc w:val="center"/>
-                          <w:jc w:val="center"/>
-                        </w:pPr>
-                        <w:r>
-                          <w:t xml:space="preserve">5</w:t>
-                        </w:r>
-                      </w:p>
-                    </w:tc>
-                    <w:tc>
-                      <w:tcPr/>
-                      <w:p>
-                        <w:pPr>
-                          <w:pStyle w:val="Compact"/>
-                          <w:jc w:val="center"/>
-                          <w:jc w:val="center"/>
-                        </w:pPr>
-                        <w:r>
-                          <w:t xml:space="preserve">0</w:t>
-                        </w:r>
-                      </w:p>
-                    </w:tc>
-                    <w:tc>
-                      <w:tcPr/>
-                      <w:p>
-                        <w:pPr>
-                          <w:pStyle w:val="Compact"/>
-                          <w:jc w:val="left"/>
-                          <w:jc w:val="center"/>
-                        </w:pPr>
-                        <w:r>
-                          <w:t xml:space="preserve">unknown (withdrew)</w:t>
-                        </w:r>
-                      </w:p>
-                    </w:tc>
-                  </w:tr>
-                  <w:tr>
-                    <w:tc>
-                      <w:tcPr/>
-                      <w:p>
-                        <w:pPr>
-                          <w:pStyle w:val="Compact"/>
-                          <w:jc w:val="center"/>
-                          <w:jc w:val="center"/>
-                        </w:pPr>
-                        <w:r>
-                          <w:t xml:space="preserve">C</w:t>
-                        </w:r>
-                      </w:p>
-                    </w:tc>
-                    <w:tc>
-                      <w:tcPr/>
-                      <w:p>
-                        <w:pPr>
-                          <w:pStyle w:val="Compact"/>
-                          <w:jc w:val="center"/>
-                          <w:jc w:val="center"/>
-                        </w:pPr>
-                        <w:r>
-                          <w:t xml:space="preserve">7</w:t>
-                        </w:r>
-                      </w:p>
-                    </w:tc>
-                    <w:tc>
-                      <w:tcPr/>
-                      <w:p>
-                        <w:pPr>
-                          <w:pStyle w:val="Compact"/>
-                          <w:jc w:val="center"/>
-                          <w:jc w:val="center"/>
-                        </w:pPr>
-                        <w:r>
-                          <w:t xml:space="preserve">1</w:t>
-                        </w:r>
-                      </w:p>
-                    </w:tc>
-                    <w:tc>
-                      <w:tcPr/>
-                      <w:p>
-                        <w:pPr>
-                          <w:pStyle w:val="Compact"/>
-                          <w:jc w:val="left"/>
-                          <w:jc w:val="center"/>
-                        </w:pPr>
-                        <w:r>
-                          <w:t xml:space="preserve">relapsed</w:t>
-                        </w:r>
-                      </w:p>
-                    </w:tc>
-                  </w:tr>
-                  <w:tr>
-                    <w:tc>
-                      <w:tcPr/>
-                      <w:p>
-                        <w:pPr>
-                          <w:pStyle w:val="Compact"/>
-                          <w:jc w:val="center"/>
-                          <w:jc w:val="center"/>
-                        </w:pPr>
-                        <w:r>
-                          <w:t xml:space="preserve">D</w:t>
-                        </w:r>
-                      </w:p>
-                    </w:tc>
-                    <w:tc>
-                      <w:tcPr/>
-                      <w:p>
-                        <w:pPr>
-                          <w:pStyle w:val="Compact"/>
-                          <w:jc w:val="center"/>
-                          <w:jc w:val="center"/>
-                        </w:pPr>
-                        <w:r>
-                          <w:t xml:space="preserve">9</w:t>
-                        </w:r>
-                      </w:p>
-                    </w:tc>
-                    <w:tc>
-                      <w:tcPr/>
-                      <w:p>
-                        <w:pPr>
-                          <w:pStyle w:val="Compact"/>
-                          <w:jc w:val="center"/>
-                          <w:jc w:val="center"/>
-                        </w:pPr>
-                        <w:r>
-                          <w:t xml:space="preserve">0</w:t>
-                        </w:r>
-                      </w:p>
-                    </w:tc>
-                    <w:tc>
-                      <w:tcPr/>
-                      <w:p>
-                        <w:pPr>
-                          <w:pStyle w:val="Compact"/>
-                          <w:jc w:val="left"/>
-                          <w:jc w:val="center"/>
-                        </w:pPr>
-                        <w:r>
-                          <w:t xml:space="preserve">unknown (withdrew)</w:t>
-                        </w:r>
-                      </w:p>
-                    </w:tc>
-                  </w:tr>
-                  <w:tr>
-                    <w:tc>
-                      <w:tcPr/>
-                      <w:p>
-                        <w:pPr>
-                          <w:pStyle w:val="Compact"/>
-                          <w:jc w:val="center"/>
-                          <w:jc w:val="center"/>
-                        </w:pPr>
-                        <w:r>
-                          <w:t xml:space="preserve">E</w:t>
-                        </w:r>
-                      </w:p>
-                    </w:tc>
-                    <w:tc>
-                      <w:tcPr/>
-                      <w:p>
-                        <w:pPr>
-                          <w:pStyle w:val="Compact"/>
-                          <w:jc w:val="center"/>
-                          <w:jc w:val="center"/>
-                        </w:pPr>
-                        <w:r>
-                          <w:t xml:space="preserve">12</w:t>
-                        </w:r>
-                      </w:p>
-                    </w:tc>
-                    <w:tc>
-                      <w:tcPr/>
-                      <w:p>
-                        <w:pPr>
-                          <w:pStyle w:val="Compact"/>
-                          <w:jc w:val="center"/>
-                          <w:jc w:val="center"/>
-                        </w:pPr>
-                        <w:r>
-                          <w:t xml:space="preserve">0</w:t>
-                        </w:r>
-                      </w:p>
-                    </w:tc>
-                    <w:tc>
-                      <w:tcPr/>
-                      <w:p>
-                        <w:pPr>
-                          <w:pStyle w:val="Compact"/>
-                          <w:jc w:val="left"/>
-                          <w:jc w:val="center"/>
-                        </w:pPr>
-                        <w:r>
-                          <w:t xml:space="preserve">relapse-free</w:t>
-                        </w:r>
-                      </w:p>
-                    </w:tc>
-                  </w:tr>
-                  <w:tr>
-                    <w:tc>
-                      <w:tcPr/>
-                      <w:p>
-                        <w:pPr>
-                          <w:pStyle w:val="Compact"/>
-                          <w:jc w:val="center"/>
-                          <w:jc w:val="center"/>
-                        </w:pPr>
-                        <w:r>
-                          <w:t xml:space="preserve">F</w:t>
-                        </w:r>
-                      </w:p>
-                    </w:tc>
-                    <w:tc>
-                      <w:tcPr/>
-                      <w:p>
-                        <w:pPr>
-                          <w:pStyle w:val="Compact"/>
-                          <w:jc w:val="center"/>
-                          <w:jc w:val="center"/>
-                        </w:pPr>
-                        <w:r>
-                          <w:t xml:space="preserve">12</w:t>
-                        </w:r>
-                      </w:p>
-                    </w:tc>
-                    <w:tc>
-                      <w:tcPr/>
-                      <w:p>
-                        <w:pPr>
-                          <w:pStyle w:val="Compact"/>
-                          <w:jc w:val="center"/>
-                          <w:jc w:val="center"/>
-                        </w:pPr>
-                        <w:r>
-                          <w:t xml:space="preserve">0</w:t>
-                        </w:r>
-                      </w:p>
-                    </w:tc>
-                    <w:tc>
-                      <w:tcPr/>
-                      <w:p>
-                        <w:pPr>
-                          <w:pStyle w:val="Compact"/>
-                          <w:jc w:val="left"/>
-                          <w:jc w:val="center"/>
-                        </w:pPr>
-                        <w:r>
-                          <w:t xml:space="preserve">relapse-free</w:t>
-                        </w:r>
-                      </w:p>
+                      <w:tbl>
+                        <w:tblPr>
+                          <w:tblStyle w:val="Table"/>
+                          <w:tblW w:type="pct" w:w="5000"/>
+                          <w:tblLayout w:type="fixed"/>
+                          <w:tblLook w:firstRow="1" w:lastRow="0" w:firstColumn="0" w:lastColumn="0" w:noHBand="0" w:noVBand="0" w:val="0020"/>
+                        </w:tblPr>
+                        <w:tblGrid>
+                          <w:gridCol w:w="891"/>
+                          <w:gridCol w:w="2475"/>
+                          <w:gridCol w:w="1683"/>
+                          <w:gridCol w:w="2871"/>
+                        </w:tblGrid>
+                        <w:tr>
+                          <w:trPr>
+                            <w:tblHeader w:val="on"/>
+                          </w:trPr>
+                          <w:tc>
+                            <w:tcPr/>
+                            <w:p>
+                              <w:pPr>
+                                <w:pStyle w:val="Compact"/>
+                                <w:jc w:val="center"/>
+                                <w:jc w:val="center"/>
+                              </w:pPr>
+                              <w:r>
+                                <w:t xml:space="preserve">Patient</w:t>
+                              </w:r>
+                            </w:p>
+                          </w:tc>
+                          <w:tc>
+                            <w:tcPr/>
+                            <w:p>
+                              <w:pPr>
+                                <w:pStyle w:val="Compact"/>
+                                <w:jc w:val="center"/>
+                                <w:jc w:val="center"/>
+                              </w:pPr>
+                              <w:r>
+                                <w:t xml:space="preserve">Follow-up time (months)</w:t>
+                              </w:r>
+                            </w:p>
+                          </w:tc>
+                          <w:tc>
+                            <w:tcPr/>
+                            <w:p>
+                              <w:pPr>
+                                <w:pStyle w:val="Compact"/>
+                                <w:jc w:val="center"/>
+                                <w:jc w:val="center"/>
+                              </w:pPr>
+                              <w:r>
+                                <w:t xml:space="preserve">Event indicator</w:t>
+                              </w:r>
+                            </w:p>
+                          </w:tc>
+                          <w:tc>
+                            <w:tcPr/>
+                            <w:p>
+                              <w:pPr>
+                                <w:pStyle w:val="Compact"/>
+                                <w:jc w:val="left"/>
+                                <w:jc w:val="center"/>
+                              </w:pPr>
+                              <w:r>
+                                <w:t xml:space="preserve">Relapse status at 12 months</w:t>
+                              </w:r>
+                            </w:p>
+                          </w:tc>
+                        </w:tr>
+                        <w:tr>
+                          <w:tc>
+                            <w:tcPr/>
+                            <w:p>
+                              <w:pPr>
+                                <w:pStyle w:val="Compact"/>
+                                <w:jc w:val="center"/>
+                                <w:jc w:val="center"/>
+                              </w:pPr>
+                              <w:r>
+                                <w:t xml:space="preserve">A</w:t>
+                              </w:r>
+                            </w:p>
+                          </w:tc>
+                          <w:tc>
+                            <w:tcPr/>
+                            <w:p>
+                              <w:pPr>
+                                <w:pStyle w:val="Compact"/>
+                                <w:jc w:val="center"/>
+                                <w:jc w:val="center"/>
+                              </w:pPr>
+                              <w:r>
+                                <w:t xml:space="preserve">3</w:t>
+                              </w:r>
+                            </w:p>
+                          </w:tc>
+                          <w:tc>
+                            <w:tcPr/>
+                            <w:p>
+                              <w:pPr>
+                                <w:pStyle w:val="Compact"/>
+                                <w:jc w:val="center"/>
+                                <w:jc w:val="center"/>
+                              </w:pPr>
+                              <w:r>
+                                <w:t xml:space="preserve">1</w:t>
+                              </w:r>
+                            </w:p>
+                          </w:tc>
+                          <w:tc>
+                            <w:tcPr/>
+                            <w:p>
+                              <w:pPr>
+                                <w:pStyle w:val="Compact"/>
+                                <w:jc w:val="left"/>
+                                <w:jc w:val="center"/>
+                              </w:pPr>
+                              <w:r>
+                                <w:t xml:space="preserve">relapsed</w:t>
+                              </w:r>
+                            </w:p>
+                          </w:tc>
+                        </w:tr>
+                        <w:tr>
+                          <w:tc>
+                            <w:tcPr/>
+                            <w:p>
+                              <w:pPr>
+                                <w:pStyle w:val="Compact"/>
+                                <w:jc w:val="center"/>
+                                <w:jc w:val="center"/>
+                              </w:pPr>
+                              <w:r>
+                                <w:t xml:space="preserve">B</w:t>
+                              </w:r>
+                            </w:p>
+                          </w:tc>
+                          <w:tc>
+                            <w:tcPr/>
+                            <w:p>
+                              <w:pPr>
+                                <w:pStyle w:val="Compact"/>
+                                <w:jc w:val="center"/>
+                                <w:jc w:val="center"/>
+                              </w:pPr>
+                              <w:r>
+                                <w:t xml:space="preserve">5</w:t>
+                              </w:r>
+                            </w:p>
+                          </w:tc>
+                          <w:tc>
+                            <w:tcPr/>
+                            <w:p>
+                              <w:pPr>
+                                <w:pStyle w:val="Compact"/>
+                                <w:jc w:val="center"/>
+                                <w:jc w:val="center"/>
+                              </w:pPr>
+                              <w:r>
+                                <w:t xml:space="preserve">0</w:t>
+                              </w:r>
+                            </w:p>
+                          </w:tc>
+                          <w:tc>
+                            <w:tcPr/>
+                            <w:p>
+                              <w:pPr>
+                                <w:pStyle w:val="Compact"/>
+                                <w:jc w:val="left"/>
+                                <w:jc w:val="center"/>
+                              </w:pPr>
+                              <w:r>
+                                <w:t xml:space="preserve">unknown (withdrew)</w:t>
+                              </w:r>
+                            </w:p>
+                          </w:tc>
+                        </w:tr>
+                        <w:tr>
+                          <w:tc>
+                            <w:tcPr/>
+                            <w:p>
+                              <w:pPr>
+                                <w:pStyle w:val="Compact"/>
+                                <w:jc w:val="center"/>
+                                <w:jc w:val="center"/>
+                              </w:pPr>
+                              <w:r>
+                                <w:t xml:space="preserve">C</w:t>
+                              </w:r>
+                            </w:p>
+                          </w:tc>
+                          <w:tc>
+                            <w:tcPr/>
+                            <w:p>
+                              <w:pPr>
+                                <w:pStyle w:val="Compact"/>
+                                <w:jc w:val="center"/>
+                                <w:jc w:val="center"/>
+                              </w:pPr>
+                              <w:r>
+                                <w:t xml:space="preserve">7</w:t>
+                              </w:r>
+                            </w:p>
+                          </w:tc>
+                          <w:tc>
+                            <w:tcPr/>
+                            <w:p>
+                              <w:pPr>
+                                <w:pStyle w:val="Compact"/>
+                                <w:jc w:val="center"/>
+                                <w:jc w:val="center"/>
+                              </w:pPr>
+                              <w:r>
+                                <w:t xml:space="preserve">1</w:t>
+                              </w:r>
+                            </w:p>
+                          </w:tc>
+                          <w:tc>
+                            <w:tcPr/>
+                            <w:p>
+                              <w:pPr>
+                                <w:pStyle w:val="Compact"/>
+                                <w:jc w:val="left"/>
+                                <w:jc w:val="center"/>
+                              </w:pPr>
+                              <w:r>
+                                <w:t xml:space="preserve">relapsed</w:t>
+                              </w:r>
+                            </w:p>
+                          </w:tc>
+                        </w:tr>
+                        <w:tr>
+                          <w:tc>
+                            <w:tcPr/>
+                            <w:p>
+                              <w:pPr>
+                                <w:pStyle w:val="Compact"/>
+                                <w:jc w:val="center"/>
+                                <w:jc w:val="center"/>
+                              </w:pPr>
+                              <w:r>
+                                <w:t xml:space="preserve">D</w:t>
+                              </w:r>
+                            </w:p>
+                          </w:tc>
+                          <w:tc>
+                            <w:tcPr/>
+                            <w:p>
+                              <w:pPr>
+                                <w:pStyle w:val="Compact"/>
+                                <w:jc w:val="center"/>
+                                <w:jc w:val="center"/>
+                              </w:pPr>
+                              <w:r>
+                                <w:t xml:space="preserve">9</w:t>
+                              </w:r>
+                            </w:p>
+                          </w:tc>
+                          <w:tc>
+                            <w:tcPr/>
+                            <w:p>
+                              <w:pPr>
+                                <w:pStyle w:val="Compact"/>
+                                <w:jc w:val="center"/>
+                                <w:jc w:val="center"/>
+                              </w:pPr>
+                              <w:r>
+                                <w:t xml:space="preserve">0</w:t>
+                              </w:r>
+                            </w:p>
+                          </w:tc>
+                          <w:tc>
+                            <w:tcPr/>
+                            <w:p>
+                              <w:pPr>
+                                <w:pStyle w:val="Compact"/>
+                                <w:jc w:val="left"/>
+                                <w:jc w:val="center"/>
+                              </w:pPr>
+                              <w:r>
+                                <w:t xml:space="preserve">unknown (withdrew)</w:t>
+                              </w:r>
+                            </w:p>
+                          </w:tc>
+                        </w:tr>
+                        <w:tr>
+                          <w:tc>
+                            <w:tcPr/>
+                            <w:p>
+                              <w:pPr>
+                                <w:pStyle w:val="Compact"/>
+                                <w:jc w:val="center"/>
+                                <w:jc w:val="center"/>
+                              </w:pPr>
+                              <w:r>
+                                <w:t xml:space="preserve">E</w:t>
+                              </w:r>
+                            </w:p>
+                          </w:tc>
+                          <w:tc>
+                            <w:tcPr/>
+                            <w:p>
+                              <w:pPr>
+                                <w:pStyle w:val="Compact"/>
+                                <w:jc w:val="center"/>
+                                <w:jc w:val="center"/>
+                              </w:pPr>
+                              <w:r>
+                                <w:t xml:space="preserve">12</w:t>
+                              </w:r>
+                            </w:p>
+                          </w:tc>
+                          <w:tc>
+                            <w:tcPr/>
+                            <w:p>
+                              <w:pPr>
+                                <w:pStyle w:val="Compact"/>
+                                <w:jc w:val="center"/>
+                                <w:jc w:val="center"/>
+                              </w:pPr>
+                              <w:r>
+                                <w:t xml:space="preserve">0</w:t>
+                              </w:r>
+                            </w:p>
+                          </w:tc>
+                          <w:tc>
+                            <w:tcPr/>
+                            <w:p>
+                              <w:pPr>
+                                <w:pStyle w:val="Compact"/>
+                                <w:jc w:val="left"/>
+                                <w:jc w:val="center"/>
+                              </w:pPr>
+                              <w:r>
+                                <w:t xml:space="preserve">relapse-free</w:t>
+                              </w:r>
+                            </w:p>
+                          </w:tc>
+                        </w:tr>
+                        <w:tr>
+                          <w:tc>
+                            <w:tcPr/>
+                            <w:p>
+                              <w:pPr>
+                                <w:pStyle w:val="Compact"/>
+                                <w:jc w:val="center"/>
+                                <w:jc w:val="center"/>
+                              </w:pPr>
+                              <w:r>
+                                <w:t xml:space="preserve">F</w:t>
+                              </w:r>
+                            </w:p>
+                          </w:tc>
+                          <w:tc>
+                            <w:tcPr/>
+                            <w:p>
+                              <w:pPr>
+                                <w:pStyle w:val="Compact"/>
+                                <w:jc w:val="center"/>
+                                <w:jc w:val="center"/>
+                              </w:pPr>
+                              <w:r>
+                                <w:t xml:space="preserve">12</w:t>
+                              </w:r>
+                            </w:p>
+                          </w:tc>
+                          <w:tc>
+                            <w:tcPr/>
+                            <w:p>
+                              <w:pPr>
+                                <w:pStyle w:val="Compact"/>
+                                <w:jc w:val="center"/>
+                                <w:jc w:val="center"/>
+                              </w:pPr>
+                              <w:r>
+                                <w:t xml:space="preserve">0</w:t>
+                              </w:r>
+                            </w:p>
+                          </w:tc>
+                          <w:tc>
+                            <w:tcPr/>
+                            <w:p>
+                              <w:pPr>
+                                <w:pStyle w:val="Compact"/>
+                                <w:jc w:val="left"/>
+                                <w:jc w:val="center"/>
+                              </w:pPr>
+                              <w:r>
+                                <w:t xml:space="preserve">relapse-free</w:t>
+                              </w:r>
+                            </w:p>
+                          </w:tc>
+                        </w:tr>
+                      </w:tbl>
+                      <w:bookmarkEnd w:id="17"/>
+                      <w:p/>
                     </w:tc>
                   </w:tr>
                 </w:tbl>
-                <w:bookmarkEnd w:id="17"/>
-                <w:p/>
               </w:tc>
             </w:tr>
           </w:tbl>
@@ -2819,7 +2838,6 @@
             </w:r>
           </w:p>
           <w:bookmarkEnd w:id="21"/>
-          <w:p/>
         </w:tc>
       </w:tr>
     </w:tbl>
